--- a/DOCS_DA_CONVERTIRE/stabile_legno_vandini_fr.docx
+++ b/DOCS_DA_CONVERTIRE/stabile_legno_vandini_fr.docx
@@ -3,16 +3,213 @@
 <w:document xmlns:wpc="http://schemas.microsoft.com/office/word/2010/wordprocessingCanvas" xmlns:cx="http://schemas.microsoft.com/office/drawing/2014/chartex" xmlns:cx1="http://schemas.microsoft.com/office/drawing/2015/9/8/chartex" xmlns:cx2="http://schemas.microsoft.com/office/drawing/2015/10/21/chartex" xmlns:cx3="http://schemas.microsoft.com/office/drawing/2016/5/9/chartex" xmlns:cx4="http://schemas.microsoft.com/office/drawing/2016/5/10/chartex" xmlns:cx5="http://schemas.microsoft.com/office/drawing/2016/5/11/chartex" xmlns:cx6="http://schemas.microsoft.com/office/drawing/2016/5/12/chartex" xmlns:cx7="http://schemas.microsoft.com/office/drawing/2016/5/13/chartex" xmlns:cx8="http://schemas.microsoft.com/office/drawing/2016/5/14/chartex" xmlns:mc="http://schemas.openxmlformats.org/markup-compatibility/2006" xmlns:aink="http://schemas.microsoft.com/office/drawing/2016/ink" xmlns:am3d="http://schemas.microsoft.com/office/drawing/2017/model3d" xmlns:o="urn:schemas-microsoft-com:office:office" xmlns:oel="http://schemas.microsoft.com/office/2019/extlst" xmlns:r="http://schemas.openxmlformats.org/officeDocument/2006/relationships" xmlns:m="http://schemas.openxmlformats.org/officeDocument/2006/math" xmlns:v="urn:schemas-microsoft-com:vml" xmlns:wp14="http://schemas.microsoft.com/office/word/2010/wordprocessingDrawing" xmlns:wp="http://schemas.openxmlformats.org/drawingml/2006/wordprocessingDrawing" xmlns:w10="urn:schemas-microsoft-com:office:word" xmlns:w="http://schemas.openxmlformats.org/wordprocessingml/2006/main" xmlns:w14="http://schemas.microsoft.com/office/word/2010/wordml" xmlns:w15="http://schemas.microsoft.com/office/word/2012/wordml" xmlns:w16cex="http://schemas.microsoft.com/office/word/2018/wordml/cex" xmlns:w16cid="http://schemas.microsoft.com/office/word/2016/wordml/cid" xmlns:w16="http://schemas.microsoft.com/office/word/2018/wordml" xmlns:w16du="http://schemas.microsoft.com/office/word/2023/wordml/word16du" xmlns:w16sdtdh="http://schemas.microsoft.com/office/word/2020/wordml/sdtdatahash" xmlns:w16sdtfl="http://schemas.microsoft.com/office/word/2024/wordml/sdtformatlock" xmlns:w16se="http://schemas.microsoft.com/office/word/2015/wordml/symex" xmlns:wpg="http://schemas.microsoft.com/office/word/2010/wordprocessingGroup" xmlns:wpi="http://schemas.microsoft.com/office/word/2010/wordprocessingInk" xmlns:wne="http://schemas.microsoft.com/office/word/2006/wordml" xmlns:wps="http://schemas.microsoft.com/office/word/2010/wordprocessingShape" mc:Ignorable="w14 w15 w16se w16cid w16 w16cex w16sdtdh w16sdtfl w16du wp14">
   <w:body>
     <w:p>
-      <w:pPr>
-        <w:pStyle w:val="Titolo1"/>
-      </w:pPr>
-      <w:r>
-        <w:t>Le bâtiment en bois de la Via del Porto : une œuvre d'Aldo Vandini</w:t>
-      </w:r>
-    </w:p>
-    <w:p>
-      <w:r>
-        <w:t>Bienvenue dans la Via del Porto 11. Devant vous se trouve l'un des exemples les plus significatifs d'architecture durable au cœur de Bologne. Ce bâtiment, conçu par l'architecte Aldo Vandini, représente un défi réussi : intégrer une structure moderne et technologiquement avancée dans un contexte historique stratifié.</w:t>
+      <w:r>
+        <w:t xml:space="preserve">Bienvenue </w:t>
+      </w:r>
+      <w:proofErr w:type="spellStart"/>
+      <w:r>
+        <w:t>dans</w:t>
+      </w:r>
+      <w:proofErr w:type="spellEnd"/>
+      <w:r>
+        <w:t xml:space="preserve"> la Via del Porto 11. Devant </w:t>
+      </w:r>
+      <w:proofErr w:type="spellStart"/>
+      <w:r>
+        <w:t>vous</w:t>
+      </w:r>
+      <w:proofErr w:type="spellEnd"/>
+      <w:r>
+        <w:t xml:space="preserve"> se </w:t>
+      </w:r>
+      <w:proofErr w:type="spellStart"/>
+      <w:r>
+        <w:t>trouve</w:t>
+      </w:r>
+      <w:proofErr w:type="spellEnd"/>
+      <w:r>
+        <w:t xml:space="preserve"> l'un </w:t>
+      </w:r>
+      <w:proofErr w:type="spellStart"/>
+      <w:r>
+        <w:t>des</w:t>
+      </w:r>
+      <w:proofErr w:type="spellEnd"/>
+      <w:r>
+        <w:t xml:space="preserve"> </w:t>
+      </w:r>
+      <w:proofErr w:type="spellStart"/>
+      <w:r>
+        <w:t>exemples</w:t>
+      </w:r>
+      <w:proofErr w:type="spellEnd"/>
+      <w:r>
+        <w:t xml:space="preserve"> </w:t>
+      </w:r>
+      <w:proofErr w:type="spellStart"/>
+      <w:r>
+        <w:t>les</w:t>
+      </w:r>
+      <w:proofErr w:type="spellEnd"/>
+      <w:r>
+        <w:t xml:space="preserve"> plus </w:t>
+      </w:r>
+      <w:proofErr w:type="spellStart"/>
+      <w:r>
+        <w:t>significatifs</w:t>
+      </w:r>
+      <w:proofErr w:type="spellEnd"/>
+      <w:r>
+        <w:t xml:space="preserve"> </w:t>
+      </w:r>
+      <w:proofErr w:type="spellStart"/>
+      <w:r>
+        <w:t>d'architecture</w:t>
+      </w:r>
+      <w:proofErr w:type="spellEnd"/>
+      <w:r>
+        <w:t xml:space="preserve"> </w:t>
+      </w:r>
+      <w:proofErr w:type="spellStart"/>
+      <w:r>
+        <w:t>durable</w:t>
+      </w:r>
+      <w:proofErr w:type="spellEnd"/>
+      <w:r>
+        <w:t xml:space="preserve"> </w:t>
+      </w:r>
+      <w:proofErr w:type="spellStart"/>
+      <w:r>
+        <w:t>au</w:t>
+      </w:r>
+      <w:proofErr w:type="spellEnd"/>
+      <w:r>
+        <w:t xml:space="preserve"> </w:t>
+      </w:r>
+      <w:proofErr w:type="spellStart"/>
+      <w:r>
+        <w:t>cœur</w:t>
+      </w:r>
+      <w:proofErr w:type="spellEnd"/>
+      <w:r>
+        <w:t xml:space="preserve"> de Bologne. Ce </w:t>
+      </w:r>
+      <w:proofErr w:type="spellStart"/>
+      <w:r>
+        <w:t>bâtiment</w:t>
+      </w:r>
+      <w:proofErr w:type="spellEnd"/>
+      <w:r>
+        <w:t xml:space="preserve">, </w:t>
+      </w:r>
+      <w:proofErr w:type="spellStart"/>
+      <w:r>
+        <w:t>conçu</w:t>
+      </w:r>
+      <w:proofErr w:type="spellEnd"/>
+      <w:r>
+        <w:t xml:space="preserve"> par l'</w:t>
+      </w:r>
+      <w:proofErr w:type="spellStart"/>
+      <w:r>
+        <w:t>architecte</w:t>
+      </w:r>
+      <w:proofErr w:type="spellEnd"/>
+      <w:r>
+        <w:t xml:space="preserve"> Aldo Vandini, </w:t>
+      </w:r>
+      <w:proofErr w:type="spellStart"/>
+      <w:r>
+        <w:t>représente</w:t>
+      </w:r>
+      <w:proofErr w:type="spellEnd"/>
+      <w:r>
+        <w:t xml:space="preserve"> un </w:t>
+      </w:r>
+      <w:proofErr w:type="spellStart"/>
+      <w:r>
+        <w:t>défi</w:t>
+      </w:r>
+      <w:proofErr w:type="spellEnd"/>
+      <w:r>
+        <w:t xml:space="preserve"> </w:t>
+      </w:r>
+      <w:proofErr w:type="spellStart"/>
+      <w:proofErr w:type="gramStart"/>
+      <w:r>
+        <w:t>réussi</w:t>
+      </w:r>
+      <w:proofErr w:type="spellEnd"/>
+      <w:r>
+        <w:t xml:space="preserve"> :</w:t>
+      </w:r>
+      <w:proofErr w:type="gramEnd"/>
+      <w:r>
+        <w:t xml:space="preserve"> </w:t>
+      </w:r>
+      <w:proofErr w:type="spellStart"/>
+      <w:r>
+        <w:t>intégrer</w:t>
+      </w:r>
+      <w:proofErr w:type="spellEnd"/>
+      <w:r>
+        <w:t xml:space="preserve"> une </w:t>
+      </w:r>
+      <w:proofErr w:type="spellStart"/>
+      <w:r>
+        <w:t>structure</w:t>
+      </w:r>
+      <w:proofErr w:type="spellEnd"/>
+      <w:r>
+        <w:t xml:space="preserve"> moderne et </w:t>
+      </w:r>
+      <w:proofErr w:type="spellStart"/>
+      <w:r>
+        <w:t>technologiquement</w:t>
+      </w:r>
+      <w:proofErr w:type="spellEnd"/>
+      <w:r>
+        <w:t xml:space="preserve"> </w:t>
+      </w:r>
+      <w:proofErr w:type="spellStart"/>
+      <w:r>
+        <w:t>avancée</w:t>
+      </w:r>
+      <w:proofErr w:type="spellEnd"/>
+      <w:r>
+        <w:t xml:space="preserve"> </w:t>
+      </w:r>
+      <w:proofErr w:type="spellStart"/>
+      <w:r>
+        <w:t>dans</w:t>
+      </w:r>
+      <w:proofErr w:type="spellEnd"/>
+      <w:r>
+        <w:t xml:space="preserve"> un </w:t>
+      </w:r>
+      <w:proofErr w:type="spellStart"/>
+      <w:r>
+        <w:t>contexte</w:t>
+      </w:r>
+      <w:proofErr w:type="spellEnd"/>
+      <w:r>
+        <w:t xml:space="preserve"> </w:t>
+      </w:r>
+      <w:proofErr w:type="spellStart"/>
+      <w:r>
+        <w:t>historique</w:t>
+      </w:r>
+      <w:proofErr w:type="spellEnd"/>
+      <w:r>
+        <w:t xml:space="preserve"> </w:t>
+      </w:r>
+      <w:proofErr w:type="spellStart"/>
+      <w:r>
+        <w:t>stratifié</w:t>
+      </w:r>
+      <w:proofErr w:type="spellEnd"/>
+      <w:r>
+        <w:t>.</w:t>
       </w:r>
     </w:p>
     <w:p>
@@ -83,7 +280,281 @@
     </w:p>
     <w:p>
       <w:r>
-        <w:t>Fabriqué avec une structure porteuse en bois (technologie XLam), le bâtiment se distingue par sa haute performance énergétique et l'utilisation de matériaux naturels. Aldo Vandini a voulu créer un « dialogue matériel » : la chaleur du bois à l'intérieur et une façade extérieure qui, bien que contemporaine, respecte les rythmes et les proportions des bâtiments bolognais environnants.</w:t>
+        <w:t xml:space="preserve">Fabriqué </w:t>
+      </w:r>
+      <w:proofErr w:type="spellStart"/>
+      <w:r>
+        <w:t>avec</w:t>
+      </w:r>
+      <w:proofErr w:type="spellEnd"/>
+      <w:r>
+        <w:t xml:space="preserve"> une </w:t>
+      </w:r>
+      <w:proofErr w:type="spellStart"/>
+      <w:r>
+        <w:t>structure</w:t>
+      </w:r>
+      <w:proofErr w:type="spellEnd"/>
+      <w:r>
+        <w:t xml:space="preserve"> </w:t>
+      </w:r>
+      <w:proofErr w:type="spellStart"/>
+      <w:r>
+        <w:t>porteuse</w:t>
+      </w:r>
+      <w:proofErr w:type="spellEnd"/>
+      <w:r>
+        <w:t xml:space="preserve"> en </w:t>
+      </w:r>
+      <w:proofErr w:type="spellStart"/>
+      <w:r>
+        <w:t>bois</w:t>
+      </w:r>
+      <w:proofErr w:type="spellEnd"/>
+      <w:r>
+        <w:t xml:space="preserve"> (</w:t>
+      </w:r>
+      <w:proofErr w:type="spellStart"/>
+      <w:r>
+        <w:t>technologie</w:t>
+      </w:r>
+      <w:proofErr w:type="spellEnd"/>
+      <w:r>
+        <w:t xml:space="preserve"> </w:t>
+      </w:r>
+      <w:proofErr w:type="spellStart"/>
+      <w:r>
+        <w:t>XLam</w:t>
+      </w:r>
+      <w:proofErr w:type="spellEnd"/>
+      <w:r>
+        <w:t xml:space="preserve">), le </w:t>
+      </w:r>
+      <w:proofErr w:type="spellStart"/>
+      <w:r>
+        <w:t>bâtiment</w:t>
+      </w:r>
+      <w:proofErr w:type="spellEnd"/>
+      <w:r>
+        <w:t xml:space="preserve"> se distingue par sa haute performance </w:t>
+      </w:r>
+      <w:proofErr w:type="spellStart"/>
+      <w:r>
+        <w:t>énergétique</w:t>
+      </w:r>
+      <w:proofErr w:type="spellEnd"/>
+      <w:r>
+        <w:t xml:space="preserve"> et l'</w:t>
+      </w:r>
+      <w:proofErr w:type="spellStart"/>
+      <w:r>
+        <w:t>utilisation</w:t>
+      </w:r>
+      <w:proofErr w:type="spellEnd"/>
+      <w:r>
+        <w:t xml:space="preserve"> de </w:t>
+      </w:r>
+      <w:proofErr w:type="spellStart"/>
+      <w:r>
+        <w:t>matériaux</w:t>
+      </w:r>
+      <w:proofErr w:type="spellEnd"/>
+      <w:r>
+        <w:t xml:space="preserve"> </w:t>
+      </w:r>
+      <w:proofErr w:type="spellStart"/>
+      <w:r>
+        <w:t>naturels</w:t>
+      </w:r>
+      <w:proofErr w:type="spellEnd"/>
+      <w:r>
+        <w:t xml:space="preserve">. Aldo Vandini a </w:t>
+      </w:r>
+      <w:proofErr w:type="spellStart"/>
+      <w:r>
+        <w:t>voulu</w:t>
+      </w:r>
+      <w:proofErr w:type="spellEnd"/>
+      <w:r>
+        <w:t xml:space="preserve"> </w:t>
+      </w:r>
+      <w:proofErr w:type="spellStart"/>
+      <w:r>
+        <w:t>créer</w:t>
+      </w:r>
+      <w:proofErr w:type="spellEnd"/>
+      <w:r>
+        <w:t xml:space="preserve"> un </w:t>
+      </w:r>
+      <w:proofErr w:type="gramStart"/>
+      <w:r>
+        <w:t xml:space="preserve">« </w:t>
+      </w:r>
+      <w:proofErr w:type="spellStart"/>
+      <w:r>
+        <w:t>dialogue</w:t>
+      </w:r>
+      <w:proofErr w:type="spellEnd"/>
+      <w:proofErr w:type="gramEnd"/>
+      <w:r>
+        <w:t xml:space="preserve"> </w:t>
+      </w:r>
+      <w:proofErr w:type="spellStart"/>
+      <w:proofErr w:type="gramStart"/>
+      <w:r>
+        <w:t>matériel</w:t>
+      </w:r>
+      <w:proofErr w:type="spellEnd"/>
+      <w:r>
+        <w:t xml:space="preserve"> »</w:t>
+      </w:r>
+      <w:proofErr w:type="gramEnd"/>
+      <w:r>
+        <w:t xml:space="preserve"> : la </w:t>
+      </w:r>
+      <w:proofErr w:type="spellStart"/>
+      <w:r>
+        <w:t>chaleur</w:t>
+      </w:r>
+      <w:proofErr w:type="spellEnd"/>
+      <w:r>
+        <w:t xml:space="preserve"> </w:t>
+      </w:r>
+      <w:proofErr w:type="spellStart"/>
+      <w:r>
+        <w:t>du</w:t>
+      </w:r>
+      <w:proofErr w:type="spellEnd"/>
+      <w:r>
+        <w:t xml:space="preserve"> </w:t>
+      </w:r>
+      <w:proofErr w:type="spellStart"/>
+      <w:r>
+        <w:t>bois</w:t>
+      </w:r>
+      <w:proofErr w:type="spellEnd"/>
+      <w:r>
+        <w:t xml:space="preserve"> à l'</w:t>
+      </w:r>
+      <w:proofErr w:type="spellStart"/>
+      <w:r>
+        <w:t>intérieur</w:t>
+      </w:r>
+      <w:proofErr w:type="spellEnd"/>
+      <w:r>
+        <w:t xml:space="preserve"> et une </w:t>
+      </w:r>
+      <w:proofErr w:type="spellStart"/>
+      <w:r>
+        <w:t>façade</w:t>
+      </w:r>
+      <w:proofErr w:type="spellEnd"/>
+      <w:r>
+        <w:t xml:space="preserve"> </w:t>
+      </w:r>
+      <w:proofErr w:type="spellStart"/>
+      <w:r>
+        <w:t>extérieure</w:t>
+      </w:r>
+      <w:proofErr w:type="spellEnd"/>
+      <w:r>
+        <w:t xml:space="preserve"> qui, </w:t>
+      </w:r>
+      <w:proofErr w:type="spellStart"/>
+      <w:r>
+        <w:t>bien</w:t>
+      </w:r>
+      <w:proofErr w:type="spellEnd"/>
+      <w:r>
+        <w:t xml:space="preserve"> </w:t>
+      </w:r>
+      <w:proofErr w:type="spellStart"/>
+      <w:r>
+        <w:t>que</w:t>
+      </w:r>
+      <w:proofErr w:type="spellEnd"/>
+      <w:r>
+        <w:t xml:space="preserve"> </w:t>
+      </w:r>
+      <w:proofErr w:type="spellStart"/>
+      <w:r>
+        <w:t>contemporaine</w:t>
+      </w:r>
+      <w:proofErr w:type="spellEnd"/>
+      <w:r>
+        <w:t xml:space="preserve">, </w:t>
+      </w:r>
+      <w:proofErr w:type="spellStart"/>
+      <w:r>
+        <w:t>respecte</w:t>
+      </w:r>
+      <w:proofErr w:type="spellEnd"/>
+      <w:r>
+        <w:t xml:space="preserve"> </w:t>
+      </w:r>
+      <w:proofErr w:type="spellStart"/>
+      <w:r>
+        <w:t>les</w:t>
+      </w:r>
+      <w:proofErr w:type="spellEnd"/>
+      <w:r>
+        <w:t xml:space="preserve"> </w:t>
+      </w:r>
+      <w:proofErr w:type="spellStart"/>
+      <w:r>
+        <w:t>rythmes</w:t>
+      </w:r>
+      <w:proofErr w:type="spellEnd"/>
+      <w:r>
+        <w:t xml:space="preserve"> et </w:t>
+      </w:r>
+      <w:proofErr w:type="spellStart"/>
+      <w:r>
+        <w:t>les</w:t>
+      </w:r>
+      <w:proofErr w:type="spellEnd"/>
+      <w:r>
+        <w:t xml:space="preserve"> </w:t>
+      </w:r>
+      <w:proofErr w:type="spellStart"/>
+      <w:r>
+        <w:t>proportions</w:t>
+      </w:r>
+      <w:proofErr w:type="spellEnd"/>
+      <w:r>
+        <w:t xml:space="preserve"> </w:t>
+      </w:r>
+      <w:proofErr w:type="spellStart"/>
+      <w:r>
+        <w:t>des</w:t>
+      </w:r>
+      <w:proofErr w:type="spellEnd"/>
+      <w:r>
+        <w:t xml:space="preserve"> </w:t>
+      </w:r>
+      <w:proofErr w:type="spellStart"/>
+      <w:r>
+        <w:t>bâtiments</w:t>
+      </w:r>
+      <w:proofErr w:type="spellEnd"/>
+      <w:r>
+        <w:t xml:space="preserve"> </w:t>
+      </w:r>
+      <w:proofErr w:type="spellStart"/>
+      <w:r>
+        <w:t>bolognais</w:t>
+      </w:r>
+      <w:proofErr w:type="spellEnd"/>
+      <w:r>
+        <w:t xml:space="preserve"> </w:t>
+      </w:r>
+      <w:proofErr w:type="spellStart"/>
+      <w:r>
+        <w:t>environnants</w:t>
+      </w:r>
+      <w:proofErr w:type="spellEnd"/>
+      <w:r>
+        <w:t>.</w:t>
       </w:r>
     </w:p>
     <w:p/>
@@ -99,7 +570,6 @@
         <w:rPr>
           <w:noProof/>
         </w:rPr>
-        <w:lastRenderedPageBreak/>
         <w:drawing>
           <wp:inline distT="0" distB="0" distL="0" distR="0" wp14:anchorId="4A0F86BD" wp14:editId="4360B0C4">
             <wp:extent cx="6120130" cy="3903980"/>
@@ -153,8 +623,191 @@
       </w:r>
     </w:p>
     <w:p>
-      <w:r>
-        <w:t>Malgré l'aspect solide et parfaitement intégré, le choix du bois a permis une construction rapide et un impact environnemental minimisé. C'est un bâtiment qui « respire », capable de maintenir une température idéale en toute saison sans gaspiller d'énergie, démontrant que</w:t>
+      <w:proofErr w:type="spellStart"/>
+      <w:r>
+        <w:lastRenderedPageBreak/>
+        <w:t>Malgré</w:t>
+      </w:r>
+      <w:proofErr w:type="spellEnd"/>
+      <w:r>
+        <w:t xml:space="preserve"> l'</w:t>
+      </w:r>
+      <w:proofErr w:type="spellStart"/>
+      <w:r>
+        <w:t>aspect</w:t>
+      </w:r>
+      <w:proofErr w:type="spellEnd"/>
+      <w:r>
+        <w:t xml:space="preserve"> solide et </w:t>
+      </w:r>
+      <w:proofErr w:type="spellStart"/>
+      <w:r>
+        <w:t>parfaitement</w:t>
+      </w:r>
+      <w:proofErr w:type="spellEnd"/>
+      <w:r>
+        <w:t xml:space="preserve"> </w:t>
+      </w:r>
+      <w:proofErr w:type="spellStart"/>
+      <w:r>
+        <w:t>intégré</w:t>
+      </w:r>
+      <w:proofErr w:type="spellEnd"/>
+      <w:r>
+        <w:t xml:space="preserve">, le </w:t>
+      </w:r>
+      <w:proofErr w:type="spellStart"/>
+      <w:r>
+        <w:t>choix</w:t>
+      </w:r>
+      <w:proofErr w:type="spellEnd"/>
+      <w:r>
+        <w:t xml:space="preserve"> </w:t>
+      </w:r>
+      <w:proofErr w:type="spellStart"/>
+      <w:r>
+        <w:t>du</w:t>
+      </w:r>
+      <w:proofErr w:type="spellEnd"/>
+      <w:r>
+        <w:t xml:space="preserve"> </w:t>
+      </w:r>
+      <w:proofErr w:type="spellStart"/>
+      <w:r>
+        <w:t>bois</w:t>
+      </w:r>
+      <w:proofErr w:type="spellEnd"/>
+      <w:r>
+        <w:t xml:space="preserve"> a </w:t>
+      </w:r>
+      <w:proofErr w:type="spellStart"/>
+      <w:r>
+        <w:t>permis</w:t>
+      </w:r>
+      <w:proofErr w:type="spellEnd"/>
+      <w:r>
+        <w:t xml:space="preserve"> une </w:t>
+      </w:r>
+      <w:proofErr w:type="spellStart"/>
+      <w:r>
+        <w:t>construction</w:t>
+      </w:r>
+      <w:proofErr w:type="spellEnd"/>
+      <w:r>
+        <w:t xml:space="preserve"> rapide et un impact </w:t>
+      </w:r>
+      <w:proofErr w:type="spellStart"/>
+      <w:r>
+        <w:t>environnemental</w:t>
+      </w:r>
+      <w:proofErr w:type="spellEnd"/>
+      <w:r>
+        <w:t xml:space="preserve"> </w:t>
+      </w:r>
+      <w:proofErr w:type="spellStart"/>
+      <w:r>
+        <w:t>minimisé</w:t>
+      </w:r>
+      <w:proofErr w:type="spellEnd"/>
+      <w:r>
+        <w:t xml:space="preserve">. C'est un </w:t>
+      </w:r>
+      <w:proofErr w:type="spellStart"/>
+      <w:r>
+        <w:t>bâtiment</w:t>
+      </w:r>
+      <w:proofErr w:type="spellEnd"/>
+      <w:r>
+        <w:t xml:space="preserve"> qui </w:t>
+      </w:r>
+      <w:proofErr w:type="gramStart"/>
+      <w:r>
+        <w:t xml:space="preserve">« </w:t>
+      </w:r>
+      <w:proofErr w:type="spellStart"/>
+      <w:r>
+        <w:t>respire</w:t>
+      </w:r>
+      <w:proofErr w:type="spellEnd"/>
+      <w:proofErr w:type="gramEnd"/>
+      <w:r>
+        <w:t xml:space="preserve"> », </w:t>
+      </w:r>
+      <w:proofErr w:type="spellStart"/>
+      <w:r>
+        <w:t>capable</w:t>
+      </w:r>
+      <w:proofErr w:type="spellEnd"/>
+      <w:r>
+        <w:t xml:space="preserve"> de </w:t>
+      </w:r>
+      <w:proofErr w:type="spellStart"/>
+      <w:r>
+        <w:t>maintenir</w:t>
+      </w:r>
+      <w:proofErr w:type="spellEnd"/>
+      <w:r>
+        <w:t xml:space="preserve"> une </w:t>
+      </w:r>
+      <w:proofErr w:type="spellStart"/>
+      <w:r>
+        <w:t>température</w:t>
+      </w:r>
+      <w:proofErr w:type="spellEnd"/>
+      <w:r>
+        <w:t xml:space="preserve"> </w:t>
+      </w:r>
+      <w:proofErr w:type="spellStart"/>
+      <w:r>
+        <w:t>idéale</w:t>
+      </w:r>
+      <w:proofErr w:type="spellEnd"/>
+      <w:r>
+        <w:t xml:space="preserve"> en </w:t>
+      </w:r>
+      <w:proofErr w:type="spellStart"/>
+      <w:r>
+        <w:t>toute</w:t>
+      </w:r>
+      <w:proofErr w:type="spellEnd"/>
+      <w:r>
+        <w:t xml:space="preserve"> </w:t>
+      </w:r>
+      <w:proofErr w:type="spellStart"/>
+      <w:r>
+        <w:t>saison</w:t>
+      </w:r>
+      <w:proofErr w:type="spellEnd"/>
+      <w:r>
+        <w:t xml:space="preserve"> sans </w:t>
+      </w:r>
+      <w:proofErr w:type="spellStart"/>
+      <w:r>
+        <w:t>gaspiller</w:t>
+      </w:r>
+      <w:proofErr w:type="spellEnd"/>
+      <w:r>
+        <w:t xml:space="preserve"> d'</w:t>
+      </w:r>
+      <w:proofErr w:type="spellStart"/>
+      <w:r>
+        <w:t>énergie</w:t>
+      </w:r>
+      <w:proofErr w:type="spellEnd"/>
+      <w:r>
+        <w:t xml:space="preserve">, </w:t>
+      </w:r>
+      <w:proofErr w:type="spellStart"/>
+      <w:r>
+        <w:t>démontrant</w:t>
+      </w:r>
+      <w:proofErr w:type="spellEnd"/>
+      <w:r>
+        <w:t xml:space="preserve"> </w:t>
+      </w:r>
+      <w:proofErr w:type="spellStart"/>
+      <w:r>
+        <w:t>que</w:t>
       </w:r>
       <w:r>
         <w:rPr>
@@ -163,23 +816,118 @@
         <w:t>Aussi</w:t>
       </w:r>
       <w:r>
-        <w:t>dans le centre historique, on peut construire en regardant vers l'avenir de la planète.</w:t>
+        <w:t>dans</w:t>
+      </w:r>
+      <w:proofErr w:type="spellEnd"/>
+      <w:r>
+        <w:t xml:space="preserve"> le centre </w:t>
+      </w:r>
+      <w:proofErr w:type="spellStart"/>
+      <w:r>
+        <w:t>historique</w:t>
+      </w:r>
+      <w:proofErr w:type="spellEnd"/>
+      <w:r>
+        <w:t xml:space="preserve">, on </w:t>
+      </w:r>
+      <w:proofErr w:type="spellStart"/>
+      <w:r>
+        <w:t>peut</w:t>
+      </w:r>
+      <w:proofErr w:type="spellEnd"/>
+      <w:r>
+        <w:t xml:space="preserve"> </w:t>
+      </w:r>
+      <w:proofErr w:type="spellStart"/>
+      <w:r>
+        <w:t>construire</w:t>
+      </w:r>
+      <w:proofErr w:type="spellEnd"/>
+      <w:r>
+        <w:t xml:space="preserve"> en </w:t>
+      </w:r>
+      <w:proofErr w:type="spellStart"/>
+      <w:r>
+        <w:t>regardant</w:t>
+      </w:r>
+      <w:proofErr w:type="spellEnd"/>
+      <w:r>
+        <w:t xml:space="preserve"> </w:t>
+      </w:r>
+      <w:proofErr w:type="spellStart"/>
+      <w:r>
+        <w:t>vers</w:t>
+      </w:r>
+      <w:proofErr w:type="spellEnd"/>
+      <w:r>
+        <w:t xml:space="preserve"> l'avenir de la </w:t>
+      </w:r>
+      <w:proofErr w:type="spellStart"/>
+      <w:r>
+        <w:t>planète</w:t>
+      </w:r>
+      <w:proofErr w:type="spellEnd"/>
+      <w:r>
+        <w:t>.</w:t>
       </w:r>
     </w:p>
     <w:p>
       <w:r>
-        <w:t>La technologie</w:t>
-      </w:r>
-      <w:r>
-        <w:rPr>
-          <w:b/>
-          <w:bCs/>
-        </w:rPr>
-        <w:t>X-Lam</w:t>
-      </w:r>
-      <w:r>
-        <w:t>(également connu sous le nom</w:t>
-      </w:r>
+        <w:t xml:space="preserve">La </w:t>
+      </w:r>
+      <w:proofErr w:type="spellStart"/>
+      <w:r>
+        <w:t>technologie</w:t>
+      </w:r>
+      <w:r>
+        <w:rPr>
+          <w:b/>
+          <w:bCs/>
+        </w:rPr>
+        <w:t>X-</w:t>
+      </w:r>
+      <w:proofErr w:type="gramStart"/>
+      <w:r>
+        <w:rPr>
+          <w:b/>
+          <w:bCs/>
+        </w:rPr>
+        <w:t>Lam</w:t>
+      </w:r>
+      <w:proofErr w:type="spellEnd"/>
+      <w:r>
+        <w:t>(</w:t>
+      </w:r>
+      <w:proofErr w:type="spellStart"/>
+      <w:proofErr w:type="gramEnd"/>
+      <w:r>
+        <w:t>également</w:t>
+      </w:r>
+      <w:proofErr w:type="spellEnd"/>
+      <w:r>
+        <w:t xml:space="preserve"> </w:t>
+      </w:r>
+      <w:proofErr w:type="spellStart"/>
+      <w:r>
+        <w:t>connu</w:t>
+      </w:r>
+      <w:proofErr w:type="spellEnd"/>
+      <w:r>
+        <w:t xml:space="preserve"> </w:t>
+      </w:r>
+      <w:proofErr w:type="spellStart"/>
+      <w:r>
+        <w:t>sous</w:t>
+      </w:r>
+      <w:proofErr w:type="spellEnd"/>
+      <w:r>
+        <w:t xml:space="preserve"> le </w:t>
+      </w:r>
+      <w:proofErr w:type="spellStart"/>
+      <w:r>
+        <w:t>nom</w:t>
+      </w:r>
+      <w:proofErr w:type="spellEnd"/>
       <w:r>
         <w:t xml:space="preserve"> </w:t>
       </w:r>
@@ -191,7 +939,11 @@
         <w:t>CLT</w:t>
       </w:r>
       <w:r>
-        <w:t>, de l'anglais</w:t>
+        <w:t>, de l'</w:t>
+      </w:r>
+      <w:proofErr w:type="spellStart"/>
+      <w:r>
+        <w:t>anglais</w:t>
       </w:r>
       <w:r>
         <w:rPr>
@@ -200,8 +952,161 @@
         </w:rPr>
         <w:t>CroixFeuilletéBois</w:t>
       </w:r>
-      <w:r>
-        <w:t>) représente l'une des innovations les plus significatives dans le domaine de la construction durable. Il s’agit d’un système constructif basé sur des panneaux lamellés-croisés en bois massif lamellé-croisé.</w:t>
+      <w:proofErr w:type="spellEnd"/>
+      <w:r>
+        <w:t xml:space="preserve">) </w:t>
+      </w:r>
+      <w:proofErr w:type="spellStart"/>
+      <w:r>
+        <w:t>représente</w:t>
+      </w:r>
+      <w:proofErr w:type="spellEnd"/>
+      <w:r>
+        <w:t xml:space="preserve"> l'une </w:t>
+      </w:r>
+      <w:proofErr w:type="spellStart"/>
+      <w:r>
+        <w:t>des</w:t>
+      </w:r>
+      <w:proofErr w:type="spellEnd"/>
+      <w:r>
+        <w:t xml:space="preserve"> </w:t>
+      </w:r>
+      <w:proofErr w:type="spellStart"/>
+      <w:r>
+        <w:t>innovations</w:t>
+      </w:r>
+      <w:proofErr w:type="spellEnd"/>
+      <w:r>
+        <w:t xml:space="preserve"> </w:t>
+      </w:r>
+      <w:proofErr w:type="spellStart"/>
+      <w:r>
+        <w:t>les</w:t>
+      </w:r>
+      <w:proofErr w:type="spellEnd"/>
+      <w:r>
+        <w:t xml:space="preserve"> plus </w:t>
+      </w:r>
+      <w:proofErr w:type="spellStart"/>
+      <w:r>
+        <w:t>significatives</w:t>
+      </w:r>
+      <w:proofErr w:type="spellEnd"/>
+      <w:r>
+        <w:t xml:space="preserve"> </w:t>
+      </w:r>
+      <w:proofErr w:type="spellStart"/>
+      <w:r>
+        <w:t>dans</w:t>
+      </w:r>
+      <w:proofErr w:type="spellEnd"/>
+      <w:r>
+        <w:t xml:space="preserve"> le </w:t>
+      </w:r>
+      <w:proofErr w:type="spellStart"/>
+      <w:r>
+        <w:t>domaine</w:t>
+      </w:r>
+      <w:proofErr w:type="spellEnd"/>
+      <w:r>
+        <w:t xml:space="preserve"> de la </w:t>
+      </w:r>
+      <w:proofErr w:type="spellStart"/>
+      <w:r>
+        <w:t>construction</w:t>
+      </w:r>
+      <w:proofErr w:type="spellEnd"/>
+      <w:r>
+        <w:t xml:space="preserve"> </w:t>
+      </w:r>
+      <w:proofErr w:type="spellStart"/>
+      <w:r>
+        <w:t>durable</w:t>
+      </w:r>
+      <w:proofErr w:type="spellEnd"/>
+      <w:r>
+        <w:t>. Il s’</w:t>
+      </w:r>
+      <w:proofErr w:type="spellStart"/>
+      <w:r>
+        <w:t>agit</w:t>
+      </w:r>
+      <w:proofErr w:type="spellEnd"/>
+      <w:r>
+        <w:t xml:space="preserve"> d’un </w:t>
+      </w:r>
+      <w:proofErr w:type="spellStart"/>
+      <w:r>
+        <w:t>système</w:t>
+      </w:r>
+      <w:proofErr w:type="spellEnd"/>
+      <w:r>
+        <w:t xml:space="preserve"> </w:t>
+      </w:r>
+      <w:proofErr w:type="spellStart"/>
+      <w:r>
+        <w:t>constructif</w:t>
+      </w:r>
+      <w:proofErr w:type="spellEnd"/>
+      <w:r>
+        <w:t xml:space="preserve"> </w:t>
+      </w:r>
+      <w:proofErr w:type="spellStart"/>
+      <w:r>
+        <w:t>basé</w:t>
+      </w:r>
+      <w:proofErr w:type="spellEnd"/>
+      <w:r>
+        <w:t xml:space="preserve"> sur </w:t>
+      </w:r>
+      <w:proofErr w:type="spellStart"/>
+      <w:r>
+        <w:t>des</w:t>
+      </w:r>
+      <w:proofErr w:type="spellEnd"/>
+      <w:r>
+        <w:t xml:space="preserve"> </w:t>
+      </w:r>
+      <w:proofErr w:type="spellStart"/>
+      <w:r>
+        <w:t>panneaux</w:t>
+      </w:r>
+      <w:proofErr w:type="spellEnd"/>
+      <w:r>
+        <w:t xml:space="preserve"> </w:t>
+      </w:r>
+      <w:proofErr w:type="spellStart"/>
+      <w:r>
+        <w:t>lamellés-croisés</w:t>
+      </w:r>
+      <w:proofErr w:type="spellEnd"/>
+      <w:r>
+        <w:t xml:space="preserve"> en </w:t>
+      </w:r>
+      <w:proofErr w:type="spellStart"/>
+      <w:r>
+        <w:t>bois</w:t>
+      </w:r>
+      <w:proofErr w:type="spellEnd"/>
+      <w:r>
+        <w:t xml:space="preserve"> </w:t>
+      </w:r>
+      <w:proofErr w:type="spellStart"/>
+      <w:r>
+        <w:t>massif</w:t>
+      </w:r>
+      <w:proofErr w:type="spellEnd"/>
+      <w:r>
+        <w:t xml:space="preserve"> </w:t>
+      </w:r>
+      <w:proofErr w:type="spellStart"/>
+      <w:r>
+        <w:t>lamellé-croisé</w:t>
+      </w:r>
+      <w:proofErr w:type="spellEnd"/>
+      <w:r>
+        <w:t>.</w:t>
       </w:r>
     </w:p>
     <w:p>
@@ -209,28 +1114,367 @@
         <w:pStyle w:val="Titolo2"/>
       </w:pPr>
       <w:r>
-        <w:t>Comment est fabriqué un panneau XLam?</w:t>
+        <w:t xml:space="preserve">Comment est </w:t>
+      </w:r>
+      <w:proofErr w:type="spellStart"/>
+      <w:r>
+        <w:t>fabriqué</w:t>
+      </w:r>
+      <w:proofErr w:type="spellEnd"/>
+      <w:r>
+        <w:t xml:space="preserve"> un </w:t>
+      </w:r>
+      <w:proofErr w:type="spellStart"/>
+      <w:r>
+        <w:t>panneau</w:t>
+      </w:r>
+      <w:proofErr w:type="spellEnd"/>
+      <w:r>
+        <w:t xml:space="preserve"> </w:t>
+      </w:r>
+      <w:proofErr w:type="spellStart"/>
+      <w:r>
+        <w:t>XLam</w:t>
+      </w:r>
+      <w:proofErr w:type="spellEnd"/>
+      <w:r>
+        <w:t>?</w:t>
       </w:r>
     </w:p>
     <w:p>
       <w:r>
-        <w:t>Un panneau XLamil est composé de plusieurs couches (généralement 3, 5 ou 7) de planches de bois de conifère (souvent du sapin), séchées et superposées de manière à ce que le grain de chaque couche soit</w:t>
-      </w:r>
-      <w:r>
-        <w:rPr>
-          <w:b/>
-          <w:bCs/>
-        </w:rPr>
-        <w:t>tourné à 90°</w:t>
-      </w:r>
-      <w:r>
-        <w:t>par rapport à celui adjacent. Les couches sont ensuite collées sous forte pression.</w:t>
+        <w:t xml:space="preserve">Un </w:t>
+      </w:r>
+      <w:proofErr w:type="spellStart"/>
+      <w:r>
+        <w:t>panneau</w:t>
+      </w:r>
+      <w:proofErr w:type="spellEnd"/>
+      <w:r>
+        <w:t xml:space="preserve"> </w:t>
+      </w:r>
+      <w:proofErr w:type="spellStart"/>
+      <w:r>
+        <w:t>XLamil</w:t>
+      </w:r>
+      <w:proofErr w:type="spellEnd"/>
+      <w:r>
+        <w:t xml:space="preserve"> est </w:t>
+      </w:r>
+      <w:proofErr w:type="spellStart"/>
+      <w:r>
+        <w:t>composé</w:t>
+      </w:r>
+      <w:proofErr w:type="spellEnd"/>
+      <w:r>
+        <w:t xml:space="preserve"> de </w:t>
+      </w:r>
+      <w:proofErr w:type="spellStart"/>
+      <w:r>
+        <w:t>plusieurs</w:t>
+      </w:r>
+      <w:proofErr w:type="spellEnd"/>
+      <w:r>
+        <w:t xml:space="preserve"> </w:t>
+      </w:r>
+      <w:proofErr w:type="spellStart"/>
+      <w:r>
+        <w:t>couches</w:t>
+      </w:r>
+      <w:proofErr w:type="spellEnd"/>
+      <w:r>
+        <w:t xml:space="preserve"> (</w:t>
+      </w:r>
+      <w:proofErr w:type="spellStart"/>
+      <w:r>
+        <w:t>généralement</w:t>
+      </w:r>
+      <w:proofErr w:type="spellEnd"/>
+      <w:r>
+        <w:t xml:space="preserve"> 3, 5 </w:t>
+      </w:r>
+      <w:proofErr w:type="spellStart"/>
+      <w:r>
+        <w:t>ou</w:t>
+      </w:r>
+      <w:proofErr w:type="spellEnd"/>
+      <w:r>
+        <w:t xml:space="preserve"> 7) de </w:t>
+      </w:r>
+      <w:proofErr w:type="spellStart"/>
+      <w:r>
+        <w:t>planches</w:t>
+      </w:r>
+      <w:proofErr w:type="spellEnd"/>
+      <w:r>
+        <w:t xml:space="preserve"> de </w:t>
+      </w:r>
+      <w:proofErr w:type="spellStart"/>
+      <w:r>
+        <w:t>bois</w:t>
+      </w:r>
+      <w:proofErr w:type="spellEnd"/>
+      <w:r>
+        <w:t xml:space="preserve"> de </w:t>
+      </w:r>
+      <w:proofErr w:type="spellStart"/>
+      <w:r>
+        <w:t>conifère</w:t>
+      </w:r>
+      <w:proofErr w:type="spellEnd"/>
+      <w:r>
+        <w:t xml:space="preserve"> (</w:t>
+      </w:r>
+      <w:proofErr w:type="spellStart"/>
+      <w:r>
+        <w:t>souvent</w:t>
+      </w:r>
+      <w:proofErr w:type="spellEnd"/>
+      <w:r>
+        <w:t xml:space="preserve"> </w:t>
+      </w:r>
+      <w:proofErr w:type="spellStart"/>
+      <w:r>
+        <w:t>du</w:t>
+      </w:r>
+      <w:proofErr w:type="spellEnd"/>
+      <w:r>
+        <w:t xml:space="preserve"> </w:t>
+      </w:r>
+      <w:proofErr w:type="spellStart"/>
+      <w:r>
+        <w:t>sapin</w:t>
+      </w:r>
+      <w:proofErr w:type="spellEnd"/>
+      <w:r>
+        <w:t xml:space="preserve">), </w:t>
+      </w:r>
+      <w:proofErr w:type="spellStart"/>
+      <w:r>
+        <w:t>séchées</w:t>
+      </w:r>
+      <w:proofErr w:type="spellEnd"/>
+      <w:r>
+        <w:t xml:space="preserve"> et </w:t>
+      </w:r>
+      <w:proofErr w:type="spellStart"/>
+      <w:r>
+        <w:t>superposées</w:t>
+      </w:r>
+      <w:proofErr w:type="spellEnd"/>
+      <w:r>
+        <w:t xml:space="preserve"> de </w:t>
+      </w:r>
+      <w:proofErr w:type="spellStart"/>
+      <w:r>
+        <w:t>manière</w:t>
+      </w:r>
+      <w:proofErr w:type="spellEnd"/>
+      <w:r>
+        <w:t xml:space="preserve"> à ce </w:t>
+      </w:r>
+      <w:proofErr w:type="spellStart"/>
+      <w:r>
+        <w:t>que</w:t>
+      </w:r>
+      <w:proofErr w:type="spellEnd"/>
+      <w:r>
+        <w:t xml:space="preserve"> le grain de </w:t>
+      </w:r>
+      <w:proofErr w:type="spellStart"/>
+      <w:r>
+        <w:t>chaque</w:t>
+      </w:r>
+      <w:proofErr w:type="spellEnd"/>
+      <w:r>
+        <w:t xml:space="preserve"> </w:t>
+      </w:r>
+      <w:proofErr w:type="spellStart"/>
+      <w:r>
+        <w:t>couche</w:t>
+      </w:r>
+      <w:proofErr w:type="spellEnd"/>
+      <w:r>
+        <w:t xml:space="preserve"> </w:t>
+      </w:r>
+      <w:proofErr w:type="spellStart"/>
+      <w:r>
+        <w:t>soit</w:t>
+      </w:r>
+      <w:r>
+        <w:rPr>
+          <w:b/>
+          <w:bCs/>
+        </w:rPr>
+        <w:t>tourné</w:t>
+      </w:r>
+      <w:proofErr w:type="spellEnd"/>
+      <w:r>
+        <w:rPr>
+          <w:b/>
+          <w:bCs/>
+        </w:rPr>
+        <w:t xml:space="preserve"> à 90°</w:t>
+      </w:r>
+      <w:r>
+        <w:t xml:space="preserve">par </w:t>
+      </w:r>
+      <w:proofErr w:type="spellStart"/>
+      <w:r>
+        <w:t>rapport</w:t>
+      </w:r>
+      <w:proofErr w:type="spellEnd"/>
+      <w:r>
+        <w:t xml:space="preserve"> à </w:t>
+      </w:r>
+      <w:proofErr w:type="spellStart"/>
+      <w:r>
+        <w:t>celui</w:t>
+      </w:r>
+      <w:proofErr w:type="spellEnd"/>
+      <w:r>
+        <w:t xml:space="preserve"> </w:t>
+      </w:r>
+      <w:proofErr w:type="spellStart"/>
+      <w:r>
+        <w:t>adjacent</w:t>
+      </w:r>
+      <w:proofErr w:type="spellEnd"/>
+      <w:r>
+        <w:t xml:space="preserve">. </w:t>
+      </w:r>
+      <w:proofErr w:type="spellStart"/>
+      <w:r>
+        <w:t>Les</w:t>
+      </w:r>
+      <w:proofErr w:type="spellEnd"/>
+      <w:r>
+        <w:t xml:space="preserve"> </w:t>
+      </w:r>
+      <w:proofErr w:type="spellStart"/>
+      <w:r>
+        <w:t>couches</w:t>
+      </w:r>
+      <w:proofErr w:type="spellEnd"/>
+      <w:r>
+        <w:t xml:space="preserve"> </w:t>
+      </w:r>
+      <w:proofErr w:type="spellStart"/>
+      <w:r>
+        <w:t>sont</w:t>
+      </w:r>
+      <w:proofErr w:type="spellEnd"/>
+      <w:r>
+        <w:t xml:space="preserve"> </w:t>
+      </w:r>
+      <w:proofErr w:type="spellStart"/>
+      <w:r>
+        <w:t>ensuite</w:t>
+      </w:r>
+      <w:proofErr w:type="spellEnd"/>
+      <w:r>
+        <w:t xml:space="preserve"> </w:t>
+      </w:r>
+      <w:proofErr w:type="spellStart"/>
+      <w:r>
+        <w:t>collées</w:t>
+      </w:r>
+      <w:proofErr w:type="spellEnd"/>
+      <w:r>
+        <w:t xml:space="preserve"> </w:t>
+      </w:r>
+      <w:proofErr w:type="spellStart"/>
+      <w:r>
+        <w:t>sous</w:t>
+      </w:r>
+      <w:proofErr w:type="spellEnd"/>
+      <w:r>
+        <w:t xml:space="preserve"> forte </w:t>
+      </w:r>
+      <w:proofErr w:type="spellStart"/>
+      <w:r>
+        <w:t>pression</w:t>
+      </w:r>
+      <w:proofErr w:type="spellEnd"/>
+      <w:r>
+        <w:t>.</w:t>
       </w:r>
     </w:p>
     <w:p>
       <w:r>
-        <w:t>Cette configuration « croisée » confère au matériau des propriétés exceptionnelles :</w:t>
-      </w:r>
+        <w:t xml:space="preserve">Cette </w:t>
+      </w:r>
+      <w:proofErr w:type="spellStart"/>
+      <w:r>
+        <w:t>configuration</w:t>
+      </w:r>
+      <w:proofErr w:type="spellEnd"/>
+      <w:r>
+        <w:t xml:space="preserve"> </w:t>
+      </w:r>
+      <w:proofErr w:type="gramStart"/>
+      <w:r>
+        <w:t xml:space="preserve">« </w:t>
+      </w:r>
+      <w:proofErr w:type="spellStart"/>
+      <w:r>
+        <w:t>croisée</w:t>
+      </w:r>
+      <w:proofErr w:type="spellEnd"/>
+      <w:proofErr w:type="gramEnd"/>
+      <w:r>
+        <w:t xml:space="preserve"> » </w:t>
+      </w:r>
+      <w:proofErr w:type="spellStart"/>
+      <w:r>
+        <w:t>confère</w:t>
+      </w:r>
+      <w:proofErr w:type="spellEnd"/>
+      <w:r>
+        <w:t xml:space="preserve"> </w:t>
+      </w:r>
+      <w:proofErr w:type="spellStart"/>
+      <w:r>
+        <w:t>au</w:t>
+      </w:r>
+      <w:proofErr w:type="spellEnd"/>
+      <w:r>
+        <w:t xml:space="preserve"> </w:t>
+      </w:r>
+      <w:proofErr w:type="spellStart"/>
+      <w:r>
+        <w:t>matériau</w:t>
+      </w:r>
+      <w:proofErr w:type="spellEnd"/>
+      <w:r>
+        <w:t xml:space="preserve"> </w:t>
+      </w:r>
+      <w:proofErr w:type="spellStart"/>
+      <w:r>
+        <w:t>des</w:t>
+      </w:r>
+      <w:proofErr w:type="spellEnd"/>
+      <w:r>
+        <w:t xml:space="preserve"> </w:t>
+      </w:r>
+      <w:proofErr w:type="spellStart"/>
+      <w:r>
+        <w:t>propriétés</w:t>
+      </w:r>
+      <w:proofErr w:type="spellEnd"/>
+      <w:r>
+        <w:t xml:space="preserve"> </w:t>
+      </w:r>
+      <w:proofErr w:type="spellStart"/>
+      <w:proofErr w:type="gramStart"/>
+      <w:r>
+        <w:t>exceptionnelles</w:t>
+      </w:r>
+      <w:proofErr w:type="spellEnd"/>
+      <w:r>
+        <w:t xml:space="preserve"> :</w:t>
+      </w:r>
+      <w:proofErr w:type="gramEnd"/>
     </w:p>
     <w:p>
       <w:pPr>
@@ -239,15 +1483,135 @@
           <w:numId w:val="9"/>
         </w:numPr>
       </w:pPr>
-      <w:r>
-        <w:rPr>
-          <w:b/>
-          <w:bCs/>
-        </w:rPr>
-        <w:t>Stabilité dimensionnelle :</w:t>
-      </w:r>
-      <w:r>
-        <w:t>Les variations du bois dues à l'humidité sont annulées par la disposition orthogonale des couches.</w:t>
+      <w:proofErr w:type="spellStart"/>
+      <w:r>
+        <w:rPr>
+          <w:b/>
+          <w:bCs/>
+        </w:rPr>
+        <w:t>Stabilité</w:t>
+      </w:r>
+      <w:proofErr w:type="spellEnd"/>
+      <w:r>
+        <w:rPr>
+          <w:b/>
+          <w:bCs/>
+        </w:rPr>
+        <w:t xml:space="preserve"> </w:t>
+      </w:r>
+      <w:proofErr w:type="spellStart"/>
+      <w:proofErr w:type="gramStart"/>
+      <w:r>
+        <w:rPr>
+          <w:b/>
+          <w:bCs/>
+        </w:rPr>
+        <w:t>dimensionnelle</w:t>
+      </w:r>
+      <w:proofErr w:type="spellEnd"/>
+      <w:r>
+        <w:rPr>
+          <w:b/>
+          <w:bCs/>
+        </w:rPr>
+        <w:t> :</w:t>
+      </w:r>
+      <w:proofErr w:type="spellStart"/>
+      <w:r>
+        <w:t>Les</w:t>
+      </w:r>
+      <w:proofErr w:type="spellEnd"/>
+      <w:proofErr w:type="gramEnd"/>
+      <w:r>
+        <w:t xml:space="preserve"> </w:t>
+      </w:r>
+      <w:proofErr w:type="spellStart"/>
+      <w:r>
+        <w:t>variations</w:t>
+      </w:r>
+      <w:proofErr w:type="spellEnd"/>
+      <w:r>
+        <w:t xml:space="preserve"> </w:t>
+      </w:r>
+      <w:proofErr w:type="spellStart"/>
+      <w:r>
+        <w:t>du</w:t>
+      </w:r>
+      <w:proofErr w:type="spellEnd"/>
+      <w:r>
+        <w:t xml:space="preserve"> </w:t>
+      </w:r>
+      <w:proofErr w:type="spellStart"/>
+      <w:r>
+        <w:t>bois</w:t>
+      </w:r>
+      <w:proofErr w:type="spellEnd"/>
+      <w:r>
+        <w:t xml:space="preserve"> </w:t>
+      </w:r>
+      <w:proofErr w:type="spellStart"/>
+      <w:r>
+        <w:t>dues</w:t>
+      </w:r>
+      <w:proofErr w:type="spellEnd"/>
+      <w:r>
+        <w:t xml:space="preserve"> à l'</w:t>
+      </w:r>
+      <w:proofErr w:type="spellStart"/>
+      <w:r>
+        <w:t>humidité</w:t>
+      </w:r>
+      <w:proofErr w:type="spellEnd"/>
+      <w:r>
+        <w:t xml:space="preserve"> </w:t>
+      </w:r>
+      <w:proofErr w:type="spellStart"/>
+      <w:r>
+        <w:t>sont</w:t>
+      </w:r>
+      <w:proofErr w:type="spellEnd"/>
+      <w:r>
+        <w:t xml:space="preserve"> </w:t>
+      </w:r>
+      <w:proofErr w:type="spellStart"/>
+      <w:r>
+        <w:t>annulées</w:t>
+      </w:r>
+      <w:proofErr w:type="spellEnd"/>
+      <w:r>
+        <w:t xml:space="preserve"> par la </w:t>
+      </w:r>
+      <w:proofErr w:type="spellStart"/>
+      <w:r>
+        <w:t>disposition</w:t>
+      </w:r>
+      <w:proofErr w:type="spellEnd"/>
+      <w:r>
+        <w:t xml:space="preserve"> </w:t>
+      </w:r>
+      <w:proofErr w:type="spellStart"/>
+      <w:r>
+        <w:t>orthogonale</w:t>
+      </w:r>
+      <w:proofErr w:type="spellEnd"/>
+      <w:r>
+        <w:t xml:space="preserve"> </w:t>
+      </w:r>
+      <w:proofErr w:type="spellStart"/>
+      <w:r>
+        <w:t>des</w:t>
+      </w:r>
+      <w:proofErr w:type="spellEnd"/>
+      <w:r>
+        <w:t xml:space="preserve"> </w:t>
+      </w:r>
+      <w:proofErr w:type="spellStart"/>
+      <w:r>
+        <w:t>couches</w:t>
+      </w:r>
+      <w:proofErr w:type="spellEnd"/>
+      <w:r>
+        <w:t>.</w:t>
       </w:r>
     </w:p>
     <w:p>
@@ -257,20 +1621,169 @@
           <w:numId w:val="9"/>
         </w:numPr>
       </w:pPr>
-      <w:r>
-        <w:rPr>
-          <w:b/>
-          <w:bCs/>
-        </w:rPr>
-        <w:t>Résistance mécanique :</w:t>
-      </w:r>
-      <w:r>
-        <w:t>Le panneau peut supporter des charges très élevées, se comportant comme une « dalle » rigide, semblable au béton armé mais beaucoup plus légère.</w:t>
+      <w:proofErr w:type="spellStart"/>
+      <w:r>
+        <w:rPr>
+          <w:b/>
+          <w:bCs/>
+        </w:rPr>
+        <w:t>Résistance</w:t>
+      </w:r>
+      <w:proofErr w:type="spellEnd"/>
+      <w:r>
+        <w:rPr>
+          <w:b/>
+          <w:bCs/>
+        </w:rPr>
+        <w:t xml:space="preserve"> </w:t>
+      </w:r>
+      <w:proofErr w:type="spellStart"/>
+      <w:proofErr w:type="gramStart"/>
+      <w:r>
+        <w:rPr>
+          <w:b/>
+          <w:bCs/>
+        </w:rPr>
+        <w:t>mécanique</w:t>
+      </w:r>
+      <w:proofErr w:type="spellEnd"/>
+      <w:r>
+        <w:rPr>
+          <w:b/>
+          <w:bCs/>
+        </w:rPr>
+        <w:t xml:space="preserve"> :</w:t>
+      </w:r>
+      <w:r>
+        <w:t>Le</w:t>
+      </w:r>
+      <w:proofErr w:type="gramEnd"/>
+      <w:r>
+        <w:t xml:space="preserve"> </w:t>
+      </w:r>
+      <w:proofErr w:type="spellStart"/>
+      <w:r>
+        <w:t>panneau</w:t>
+      </w:r>
+      <w:proofErr w:type="spellEnd"/>
+      <w:r>
+        <w:t xml:space="preserve"> </w:t>
+      </w:r>
+      <w:proofErr w:type="spellStart"/>
+      <w:r>
+        <w:t>peut</w:t>
+      </w:r>
+      <w:proofErr w:type="spellEnd"/>
+      <w:r>
+        <w:t xml:space="preserve"> supporter </w:t>
+      </w:r>
+      <w:proofErr w:type="spellStart"/>
+      <w:r>
+        <w:t>des</w:t>
+      </w:r>
+      <w:proofErr w:type="spellEnd"/>
+      <w:r>
+        <w:t xml:space="preserve"> </w:t>
+      </w:r>
+      <w:proofErr w:type="spellStart"/>
+      <w:r>
+        <w:t>charges</w:t>
+      </w:r>
+      <w:proofErr w:type="spellEnd"/>
+      <w:r>
+        <w:t xml:space="preserve"> </w:t>
+      </w:r>
+      <w:proofErr w:type="spellStart"/>
+      <w:r>
+        <w:t>très</w:t>
+      </w:r>
+      <w:proofErr w:type="spellEnd"/>
+      <w:r>
+        <w:t xml:space="preserve"> </w:t>
+      </w:r>
+      <w:proofErr w:type="spellStart"/>
+      <w:r>
+        <w:t>élevées</w:t>
+      </w:r>
+      <w:proofErr w:type="spellEnd"/>
+      <w:r>
+        <w:t xml:space="preserve">, se </w:t>
+      </w:r>
+      <w:proofErr w:type="spellStart"/>
+      <w:r>
+        <w:t>comportant</w:t>
+      </w:r>
+      <w:proofErr w:type="spellEnd"/>
+      <w:r>
+        <w:t xml:space="preserve"> </w:t>
+      </w:r>
+      <w:proofErr w:type="spellStart"/>
+      <w:r>
+        <w:t>comme</w:t>
+      </w:r>
+      <w:proofErr w:type="spellEnd"/>
+      <w:r>
+        <w:t xml:space="preserve"> une </w:t>
+      </w:r>
+      <w:proofErr w:type="gramStart"/>
+      <w:r>
+        <w:t>« dalle</w:t>
+      </w:r>
+      <w:proofErr w:type="gramEnd"/>
+      <w:r>
+        <w:t xml:space="preserve"> » rigide, </w:t>
+      </w:r>
+      <w:proofErr w:type="spellStart"/>
+      <w:r>
+        <w:t>semblable</w:t>
+      </w:r>
+      <w:proofErr w:type="spellEnd"/>
+      <w:r>
+        <w:t xml:space="preserve"> </w:t>
+      </w:r>
+      <w:proofErr w:type="spellStart"/>
+      <w:r>
+        <w:t>au</w:t>
+      </w:r>
+      <w:proofErr w:type="spellEnd"/>
+      <w:r>
+        <w:t xml:space="preserve"> </w:t>
+      </w:r>
+      <w:proofErr w:type="spellStart"/>
+      <w:r>
+        <w:t>béton</w:t>
+      </w:r>
+      <w:proofErr w:type="spellEnd"/>
+      <w:r>
+        <w:t xml:space="preserve"> </w:t>
+      </w:r>
+      <w:proofErr w:type="spellStart"/>
+      <w:r>
+        <w:t>armé</w:t>
+      </w:r>
+      <w:proofErr w:type="spellEnd"/>
+      <w:r>
+        <w:t xml:space="preserve"> mais </w:t>
+      </w:r>
+      <w:proofErr w:type="spellStart"/>
+      <w:r>
+        <w:t>beaucoup</w:t>
+      </w:r>
+      <w:proofErr w:type="spellEnd"/>
+      <w:r>
+        <w:t xml:space="preserve"> plus </w:t>
+      </w:r>
+      <w:proofErr w:type="spellStart"/>
+      <w:r>
+        <w:t>légère</w:t>
+      </w:r>
+      <w:proofErr w:type="spellEnd"/>
+      <w:r>
+        <w:t>.</w:t>
       </w:r>
     </w:p>
     <w:p>
       <w:r>
-        <w:lastRenderedPageBreak/>
         <w:pict w14:anchorId="3C144B73">
           <v:rect id="_x0000_i1025" style="width:0;height:1.5pt" o:hralign="center" o:hrstd="t" o:hrnoshade="t" o:hr="t" fillcolor="gray" stroked="f"/>
         </w:pict>
@@ -356,30 +1869,118 @@
           <w:bCs/>
         </w:rPr>
       </w:pPr>
-      <w:r>
-        <w:rPr>
-          <w:b/>
-          <w:bCs/>
-        </w:rPr>
-        <w:t>Les principaux avantages</w:t>
-      </w:r>
+      <w:proofErr w:type="spellStart"/>
+      <w:r>
+        <w:rPr>
+          <w:b/>
+          <w:bCs/>
+        </w:rPr>
+        <w:t>Les</w:t>
+      </w:r>
+      <w:proofErr w:type="spellEnd"/>
+      <w:r>
+        <w:rPr>
+          <w:b/>
+          <w:bCs/>
+        </w:rPr>
+        <w:t xml:space="preserve"> </w:t>
+      </w:r>
+      <w:proofErr w:type="spellStart"/>
+      <w:r>
+        <w:rPr>
+          <w:b/>
+          <w:bCs/>
+        </w:rPr>
+        <w:t>principaux</w:t>
+      </w:r>
+      <w:proofErr w:type="spellEnd"/>
+      <w:r>
+        <w:rPr>
+          <w:b/>
+          <w:bCs/>
+        </w:rPr>
+        <w:t xml:space="preserve"> </w:t>
+      </w:r>
+      <w:proofErr w:type="spellStart"/>
+      <w:r>
+        <w:rPr>
+          <w:b/>
+          <w:bCs/>
+        </w:rPr>
+        <w:t>avantages</w:t>
+      </w:r>
+      <w:proofErr w:type="spellEnd"/>
     </w:p>
     <w:p>
       <w:r>
-        <w:t>L'utilisation du</w:t>
-      </w:r>
+        <w:t>L'</w:t>
+      </w:r>
+      <w:proofErr w:type="spellStart"/>
+      <w:r>
+        <w:t>utilisation</w:t>
+      </w:r>
+      <w:proofErr w:type="spellEnd"/>
+      <w:r>
+        <w:t xml:space="preserve"> </w:t>
+      </w:r>
+      <w:proofErr w:type="spellStart"/>
+      <w:r>
+        <w:t>du</w:t>
+      </w:r>
+      <w:proofErr w:type="spellEnd"/>
       <w:r>
         <w:t xml:space="preserve"> X-</w:t>
       </w:r>
+      <w:proofErr w:type="spellStart"/>
       <w:r>
         <w:t>Lam</w:t>
       </w:r>
-      <w:r>
-        <w:t xml:space="preserve"> </w:t>
-      </w:r>
-      <w:r>
-        <w:t>révolutionne la manière de construire pour plusieurs raisons :</w:t>
-      </w:r>
+      <w:proofErr w:type="spellEnd"/>
+      <w:r>
+        <w:t xml:space="preserve"> </w:t>
+      </w:r>
+      <w:proofErr w:type="spellStart"/>
+      <w:r>
+        <w:t>révolutionne</w:t>
+      </w:r>
+      <w:proofErr w:type="spellEnd"/>
+      <w:r>
+        <w:t xml:space="preserve"> la </w:t>
+      </w:r>
+      <w:proofErr w:type="spellStart"/>
+      <w:r>
+        <w:t>manière</w:t>
+      </w:r>
+      <w:proofErr w:type="spellEnd"/>
+      <w:r>
+        <w:t xml:space="preserve"> de </w:t>
+      </w:r>
+      <w:proofErr w:type="spellStart"/>
+      <w:r>
+        <w:t>construire</w:t>
+      </w:r>
+      <w:proofErr w:type="spellEnd"/>
+      <w:r>
+        <w:t xml:space="preserve"> pour </w:t>
+      </w:r>
+      <w:proofErr w:type="spellStart"/>
+      <w:r>
+        <w:t>plusieurs</w:t>
+      </w:r>
+      <w:proofErr w:type="spellEnd"/>
+      <w:r>
+        <w:t xml:space="preserve"> </w:t>
+      </w:r>
+      <w:proofErr w:type="spellStart"/>
+      <w:proofErr w:type="gramStart"/>
+      <w:r>
+        <w:t>raisons</w:t>
+      </w:r>
+      <w:proofErr w:type="spellEnd"/>
+      <w:r>
+        <w:t xml:space="preserve"> :</w:t>
+      </w:r>
+      <w:proofErr w:type="gramEnd"/>
     </w:p>
     <w:p>
       <w:pPr>
@@ -388,6 +1989,8 @@
           <w:numId w:val="10"/>
         </w:numPr>
       </w:pPr>
+      <w:proofErr w:type="spellStart"/>
+      <w:proofErr w:type="gramStart"/>
       <w:r>
         <w:rPr>
           <w:b/>
@@ -396,8 +1999,26 @@
         <w:t>Durabilité:</w:t>
       </w:r>
       <w:r>
-        <w:t>Le bois saisit</w:t>
-      </w:r>
+        <w:t>Le</w:t>
+      </w:r>
+      <w:proofErr w:type="spellEnd"/>
+      <w:proofErr w:type="gramEnd"/>
+      <w:r>
+        <w:t xml:space="preserve"> </w:t>
+      </w:r>
+      <w:proofErr w:type="spellStart"/>
+      <w:r>
+        <w:t>bois</w:t>
+      </w:r>
+      <w:proofErr w:type="spellEnd"/>
+      <w:r>
+        <w:t xml:space="preserve"> </w:t>
+      </w:r>
+      <w:proofErr w:type="spellStart"/>
+      <w:r>
+        <w:t>saisit</w:t>
+      </w:r>
+      <w:proofErr w:type="spellEnd"/>
       <w:r>
         <w:t xml:space="preserve"> </w:t>
       </w:r>
@@ -407,8 +2028,133 @@
       <w:r>
         <w:t xml:space="preserve"> </w:t>
       </w:r>
-      <w:r>
-        <w:t>au lieu de les émettre pendant la production. Il s’agit d’une ressource renouvelable dont le traitement nécessite beaucoup moins d’énergie que l’acier ou le béton.</w:t>
+      <w:proofErr w:type="spellStart"/>
+      <w:r>
+        <w:t>au</w:t>
+      </w:r>
+      <w:proofErr w:type="spellEnd"/>
+      <w:r>
+        <w:t xml:space="preserve"> </w:t>
+      </w:r>
+      <w:proofErr w:type="spellStart"/>
+      <w:r>
+        <w:t>lieu</w:t>
+      </w:r>
+      <w:proofErr w:type="spellEnd"/>
+      <w:r>
+        <w:t xml:space="preserve"> de </w:t>
+      </w:r>
+      <w:proofErr w:type="spellStart"/>
+      <w:r>
+        <w:t>les</w:t>
+      </w:r>
+      <w:proofErr w:type="spellEnd"/>
+      <w:r>
+        <w:t xml:space="preserve"> </w:t>
+      </w:r>
+      <w:proofErr w:type="spellStart"/>
+      <w:r>
+        <w:t>émettre</w:t>
+      </w:r>
+      <w:proofErr w:type="spellEnd"/>
+      <w:r>
+        <w:t xml:space="preserve"> pendant la production. Il s’</w:t>
+      </w:r>
+      <w:proofErr w:type="spellStart"/>
+      <w:r>
+        <w:t>agit</w:t>
+      </w:r>
+      <w:proofErr w:type="spellEnd"/>
+      <w:r>
+        <w:t xml:space="preserve"> d’une </w:t>
+      </w:r>
+      <w:proofErr w:type="spellStart"/>
+      <w:r>
+        <w:t>ressource</w:t>
+      </w:r>
+      <w:proofErr w:type="spellEnd"/>
+      <w:r>
+        <w:t xml:space="preserve"> </w:t>
+      </w:r>
+      <w:proofErr w:type="spellStart"/>
+      <w:r>
+        <w:t>renouvelable</w:t>
+      </w:r>
+      <w:proofErr w:type="spellEnd"/>
+      <w:r>
+        <w:t xml:space="preserve"> dont le </w:t>
+      </w:r>
+      <w:proofErr w:type="spellStart"/>
+      <w:r>
+        <w:t>traitement</w:t>
+      </w:r>
+      <w:proofErr w:type="spellEnd"/>
+      <w:r>
+        <w:t xml:space="preserve"> </w:t>
+      </w:r>
+      <w:proofErr w:type="spellStart"/>
+      <w:r>
+        <w:t>nécessite</w:t>
+      </w:r>
+      <w:proofErr w:type="spellEnd"/>
+      <w:r>
+        <w:t xml:space="preserve"> </w:t>
+      </w:r>
+      <w:proofErr w:type="spellStart"/>
+      <w:r>
+        <w:t>beaucoup</w:t>
+      </w:r>
+      <w:proofErr w:type="spellEnd"/>
+      <w:r>
+        <w:t xml:space="preserve"> </w:t>
+      </w:r>
+      <w:proofErr w:type="spellStart"/>
+      <w:r>
+        <w:t>moins</w:t>
+      </w:r>
+      <w:proofErr w:type="spellEnd"/>
+      <w:r>
+        <w:t xml:space="preserve"> d’</w:t>
+      </w:r>
+      <w:proofErr w:type="spellStart"/>
+      <w:r>
+        <w:t>énergie</w:t>
+      </w:r>
+      <w:proofErr w:type="spellEnd"/>
+      <w:r>
+        <w:t xml:space="preserve"> </w:t>
+      </w:r>
+      <w:proofErr w:type="spellStart"/>
+      <w:r>
+        <w:t>que</w:t>
+      </w:r>
+      <w:proofErr w:type="spellEnd"/>
+      <w:r>
+        <w:t xml:space="preserve"> l’</w:t>
+      </w:r>
+      <w:proofErr w:type="spellStart"/>
+      <w:r>
+        <w:t>acier</w:t>
+      </w:r>
+      <w:proofErr w:type="spellEnd"/>
+      <w:r>
+        <w:t xml:space="preserve"> </w:t>
+      </w:r>
+      <w:proofErr w:type="spellStart"/>
+      <w:r>
+        <w:t>ou</w:t>
+      </w:r>
+      <w:proofErr w:type="spellEnd"/>
+      <w:r>
+        <w:t xml:space="preserve"> le </w:t>
+      </w:r>
+      <w:proofErr w:type="spellStart"/>
+      <w:r>
+        <w:t>béton</w:t>
+      </w:r>
+      <w:proofErr w:type="spellEnd"/>
+      <w:r>
+        <w:t>.</w:t>
       </w:r>
     </w:p>
     <w:p>
@@ -418,21 +2164,211 @@
           <w:numId w:val="10"/>
         </w:numPr>
       </w:pPr>
-      <w:r>
-        <w:rPr>
-          <w:b/>
-          <w:bCs/>
-        </w:rPr>
-        <w:t>Sécurité sismique :</w:t>
-      </w:r>
-      <w:r>
-        <w:t>Grâce à l'élasticité naturelle du bois et à la capacité des joints mécaniques à dissiper l'énergie, les structures en</w:t>
-      </w:r>
-      <w:r>
-        <w:t xml:space="preserve"> </w:t>
-      </w:r>
-      <w:r>
-        <w:t>Lamils sont parmi les plus sûrs en cas de tremblement de terre.</w:t>
+      <w:proofErr w:type="spellStart"/>
+      <w:r>
+        <w:rPr>
+          <w:b/>
+          <w:bCs/>
+        </w:rPr>
+        <w:lastRenderedPageBreak/>
+        <w:t>Sécurité</w:t>
+      </w:r>
+      <w:proofErr w:type="spellEnd"/>
+      <w:r>
+        <w:rPr>
+          <w:b/>
+          <w:bCs/>
+        </w:rPr>
+        <w:t xml:space="preserve"> </w:t>
+      </w:r>
+      <w:proofErr w:type="spellStart"/>
+      <w:proofErr w:type="gramStart"/>
+      <w:r>
+        <w:rPr>
+          <w:b/>
+          <w:bCs/>
+        </w:rPr>
+        <w:t>sismique</w:t>
+      </w:r>
+      <w:proofErr w:type="spellEnd"/>
+      <w:r>
+        <w:rPr>
+          <w:b/>
+          <w:bCs/>
+        </w:rPr>
+        <w:t> :</w:t>
+      </w:r>
+      <w:proofErr w:type="spellStart"/>
+      <w:r>
+        <w:t>Grâce</w:t>
+      </w:r>
+      <w:proofErr w:type="spellEnd"/>
+      <w:proofErr w:type="gramEnd"/>
+      <w:r>
+        <w:t xml:space="preserve"> </w:t>
+      </w:r>
+      <w:proofErr w:type="gramStart"/>
+      <w:r>
+        <w:t>à</w:t>
+      </w:r>
+      <w:proofErr w:type="gramEnd"/>
+      <w:r>
+        <w:t xml:space="preserve"> l'</w:t>
+      </w:r>
+      <w:proofErr w:type="spellStart"/>
+      <w:r>
+        <w:t>élasticité</w:t>
+      </w:r>
+      <w:proofErr w:type="spellEnd"/>
+      <w:r>
+        <w:t xml:space="preserve"> </w:t>
+      </w:r>
+      <w:proofErr w:type="spellStart"/>
+      <w:r>
+        <w:t>naturelle</w:t>
+      </w:r>
+      <w:proofErr w:type="spellEnd"/>
+      <w:r>
+        <w:t xml:space="preserve"> </w:t>
+      </w:r>
+      <w:proofErr w:type="spellStart"/>
+      <w:r>
+        <w:t>du</w:t>
+      </w:r>
+      <w:proofErr w:type="spellEnd"/>
+      <w:r>
+        <w:t xml:space="preserve"> </w:t>
+      </w:r>
+      <w:proofErr w:type="spellStart"/>
+      <w:r>
+        <w:t>bois</w:t>
+      </w:r>
+      <w:proofErr w:type="spellEnd"/>
+      <w:r>
+        <w:t xml:space="preserve"> </w:t>
+      </w:r>
+      <w:proofErr w:type="gramStart"/>
+      <w:r>
+        <w:t>et à</w:t>
+      </w:r>
+      <w:proofErr w:type="gramEnd"/>
+      <w:r>
+        <w:t xml:space="preserve"> la </w:t>
+      </w:r>
+      <w:proofErr w:type="spellStart"/>
+      <w:r>
+        <w:t>capacité</w:t>
+      </w:r>
+      <w:proofErr w:type="spellEnd"/>
+      <w:r>
+        <w:t xml:space="preserve"> </w:t>
+      </w:r>
+      <w:proofErr w:type="spellStart"/>
+      <w:r>
+        <w:t>des</w:t>
+      </w:r>
+      <w:proofErr w:type="spellEnd"/>
+      <w:r>
+        <w:t xml:space="preserve"> joints </w:t>
+      </w:r>
+      <w:proofErr w:type="spellStart"/>
+      <w:r>
+        <w:t>mécaniques</w:t>
+      </w:r>
+      <w:proofErr w:type="spellEnd"/>
+      <w:r>
+        <w:t xml:space="preserve"> à </w:t>
+      </w:r>
+      <w:proofErr w:type="spellStart"/>
+      <w:r>
+        <w:t>dissiper</w:t>
+      </w:r>
+      <w:proofErr w:type="spellEnd"/>
+      <w:r>
+        <w:t xml:space="preserve"> l'</w:t>
+      </w:r>
+      <w:proofErr w:type="spellStart"/>
+      <w:r>
+        <w:t>énergie</w:t>
+      </w:r>
+      <w:proofErr w:type="spellEnd"/>
+      <w:r>
+        <w:t xml:space="preserve">, </w:t>
+      </w:r>
+      <w:proofErr w:type="spellStart"/>
+      <w:r>
+        <w:t>les</w:t>
+      </w:r>
+      <w:proofErr w:type="spellEnd"/>
+      <w:r>
+        <w:t xml:space="preserve"> </w:t>
+      </w:r>
+      <w:proofErr w:type="spellStart"/>
+      <w:r>
+        <w:t>structures</w:t>
+      </w:r>
+      <w:proofErr w:type="spellEnd"/>
+      <w:r>
+        <w:t xml:space="preserve"> en</w:t>
+      </w:r>
+      <w:r>
+        <w:t xml:space="preserve"> </w:t>
+      </w:r>
+      <w:proofErr w:type="spellStart"/>
+      <w:r>
+        <w:t>Lamils</w:t>
+      </w:r>
+      <w:proofErr w:type="spellEnd"/>
+      <w:r>
+        <w:t xml:space="preserve"> </w:t>
+      </w:r>
+      <w:proofErr w:type="spellStart"/>
+      <w:r>
+        <w:t>sont</w:t>
+      </w:r>
+      <w:proofErr w:type="spellEnd"/>
+      <w:r>
+        <w:t xml:space="preserve"> </w:t>
+      </w:r>
+      <w:proofErr w:type="spellStart"/>
+      <w:r>
+        <w:t>parmi</w:t>
+      </w:r>
+      <w:proofErr w:type="spellEnd"/>
+      <w:r>
+        <w:t xml:space="preserve"> </w:t>
+      </w:r>
+      <w:proofErr w:type="spellStart"/>
+      <w:r>
+        <w:t>les</w:t>
+      </w:r>
+      <w:proofErr w:type="spellEnd"/>
+      <w:r>
+        <w:t xml:space="preserve"> plus </w:t>
+      </w:r>
+      <w:proofErr w:type="spellStart"/>
+      <w:r>
+        <w:t>sûrs</w:t>
+      </w:r>
+      <w:proofErr w:type="spellEnd"/>
+      <w:r>
+        <w:t xml:space="preserve"> en </w:t>
+      </w:r>
+      <w:proofErr w:type="spellStart"/>
+      <w:r>
+        <w:t>cas</w:t>
+      </w:r>
+      <w:proofErr w:type="spellEnd"/>
+      <w:r>
+        <w:t xml:space="preserve"> de </w:t>
+      </w:r>
+      <w:proofErr w:type="spellStart"/>
+      <w:r>
+        <w:t>tremblement</w:t>
+      </w:r>
+      <w:proofErr w:type="spellEnd"/>
+      <w:r>
+        <w:t xml:space="preserve"> de terre.</w:t>
       </w:r>
     </w:p>
     <w:p>
@@ -442,15 +2378,231 @@
           <w:numId w:val="10"/>
         </w:numPr>
       </w:pPr>
-      <w:r>
-        <w:rPr>
-          <w:b/>
-          <w:bCs/>
-        </w:rPr>
-        <w:t>Résistance au feu :</w:t>
-      </w:r>
-      <w:r>
-        <w:t>Contrairement à la croyance populaire, le bois massif brûle lentement et de manière prévisible. La couche externe carbonisée protège le noyau du panneau, maintenant sa capacité portante plus longtemps qu'une poutre en acier.</w:t>
+      <w:proofErr w:type="spellStart"/>
+      <w:r>
+        <w:rPr>
+          <w:b/>
+          <w:bCs/>
+        </w:rPr>
+        <w:t>Résistance</w:t>
+      </w:r>
+      <w:proofErr w:type="spellEnd"/>
+      <w:r>
+        <w:rPr>
+          <w:b/>
+          <w:bCs/>
+        </w:rPr>
+        <w:t xml:space="preserve"> </w:t>
+      </w:r>
+      <w:proofErr w:type="spellStart"/>
+      <w:r>
+        <w:rPr>
+          <w:b/>
+          <w:bCs/>
+        </w:rPr>
+        <w:t>au</w:t>
+      </w:r>
+      <w:proofErr w:type="spellEnd"/>
+      <w:r>
+        <w:rPr>
+          <w:b/>
+          <w:bCs/>
+        </w:rPr>
+        <w:t xml:space="preserve"> </w:t>
+      </w:r>
+      <w:proofErr w:type="spellStart"/>
+      <w:proofErr w:type="gramStart"/>
+      <w:r>
+        <w:rPr>
+          <w:b/>
+          <w:bCs/>
+        </w:rPr>
+        <w:t>feu</w:t>
+      </w:r>
+      <w:proofErr w:type="spellEnd"/>
+      <w:r>
+        <w:rPr>
+          <w:b/>
+          <w:bCs/>
+        </w:rPr>
+        <w:t> :</w:t>
+      </w:r>
+      <w:proofErr w:type="spellStart"/>
+      <w:r>
+        <w:t>Contrairement</w:t>
+      </w:r>
+      <w:proofErr w:type="spellEnd"/>
+      <w:proofErr w:type="gramEnd"/>
+      <w:r>
+        <w:t xml:space="preserve"> à la </w:t>
+      </w:r>
+      <w:proofErr w:type="spellStart"/>
+      <w:r>
+        <w:t>croyance</w:t>
+      </w:r>
+      <w:proofErr w:type="spellEnd"/>
+      <w:r>
+        <w:t xml:space="preserve"> </w:t>
+      </w:r>
+      <w:proofErr w:type="spellStart"/>
+      <w:r>
+        <w:t>populaire</w:t>
+      </w:r>
+      <w:proofErr w:type="spellEnd"/>
+      <w:r>
+        <w:t xml:space="preserve">, le </w:t>
+      </w:r>
+      <w:proofErr w:type="spellStart"/>
+      <w:r>
+        <w:t>bois</w:t>
+      </w:r>
+      <w:proofErr w:type="spellEnd"/>
+      <w:r>
+        <w:t xml:space="preserve"> </w:t>
+      </w:r>
+      <w:proofErr w:type="spellStart"/>
+      <w:r>
+        <w:t>massif</w:t>
+      </w:r>
+      <w:proofErr w:type="spellEnd"/>
+      <w:r>
+        <w:t xml:space="preserve"> </w:t>
+      </w:r>
+      <w:proofErr w:type="spellStart"/>
+      <w:r>
+        <w:t>brûle</w:t>
+      </w:r>
+      <w:proofErr w:type="spellEnd"/>
+      <w:r>
+        <w:t xml:space="preserve"> </w:t>
+      </w:r>
+      <w:proofErr w:type="spellStart"/>
+      <w:r>
+        <w:t>lentement</w:t>
+      </w:r>
+      <w:proofErr w:type="spellEnd"/>
+      <w:r>
+        <w:t xml:space="preserve"> et de </w:t>
+      </w:r>
+      <w:proofErr w:type="spellStart"/>
+      <w:r>
+        <w:t>manière</w:t>
+      </w:r>
+      <w:proofErr w:type="spellEnd"/>
+      <w:r>
+        <w:t xml:space="preserve"> </w:t>
+      </w:r>
+      <w:proofErr w:type="spellStart"/>
+      <w:r>
+        <w:t>prévisible</w:t>
+      </w:r>
+      <w:proofErr w:type="spellEnd"/>
+      <w:r>
+        <w:t xml:space="preserve">. La </w:t>
+      </w:r>
+      <w:proofErr w:type="spellStart"/>
+      <w:r>
+        <w:t>couche</w:t>
+      </w:r>
+      <w:proofErr w:type="spellEnd"/>
+      <w:r>
+        <w:t xml:space="preserve"> </w:t>
+      </w:r>
+      <w:proofErr w:type="spellStart"/>
+      <w:r>
+        <w:t>externe</w:t>
+      </w:r>
+      <w:proofErr w:type="spellEnd"/>
+      <w:r>
+        <w:t xml:space="preserve"> </w:t>
+      </w:r>
+      <w:proofErr w:type="spellStart"/>
+      <w:r>
+        <w:t>carbonisée</w:t>
+      </w:r>
+      <w:proofErr w:type="spellEnd"/>
+      <w:r>
+        <w:t xml:space="preserve"> </w:t>
+      </w:r>
+      <w:proofErr w:type="spellStart"/>
+      <w:r>
+        <w:t>protège</w:t>
+      </w:r>
+      <w:proofErr w:type="spellEnd"/>
+      <w:r>
+        <w:t xml:space="preserve"> le </w:t>
+      </w:r>
+      <w:proofErr w:type="spellStart"/>
+      <w:r>
+        <w:t>noyau</w:t>
+      </w:r>
+      <w:proofErr w:type="spellEnd"/>
+      <w:r>
+        <w:t xml:space="preserve"> </w:t>
+      </w:r>
+      <w:proofErr w:type="spellStart"/>
+      <w:r>
+        <w:t>du</w:t>
+      </w:r>
+      <w:proofErr w:type="spellEnd"/>
+      <w:r>
+        <w:t xml:space="preserve"> </w:t>
+      </w:r>
+      <w:proofErr w:type="spellStart"/>
+      <w:r>
+        <w:t>panneau</w:t>
+      </w:r>
+      <w:proofErr w:type="spellEnd"/>
+      <w:r>
+        <w:t xml:space="preserve">, </w:t>
+      </w:r>
+      <w:proofErr w:type="spellStart"/>
+      <w:r>
+        <w:t>maintenant</w:t>
+      </w:r>
+      <w:proofErr w:type="spellEnd"/>
+      <w:r>
+        <w:t xml:space="preserve"> sa </w:t>
+      </w:r>
+      <w:proofErr w:type="spellStart"/>
+      <w:r>
+        <w:t>capacité</w:t>
+      </w:r>
+      <w:proofErr w:type="spellEnd"/>
+      <w:r>
+        <w:t xml:space="preserve"> portante plus </w:t>
+      </w:r>
+      <w:proofErr w:type="spellStart"/>
+      <w:r>
+        <w:t>longtemps</w:t>
+      </w:r>
+      <w:proofErr w:type="spellEnd"/>
+      <w:r>
+        <w:t xml:space="preserve"> </w:t>
+      </w:r>
+      <w:proofErr w:type="spellStart"/>
+      <w:r>
+        <w:t>qu'une</w:t>
+      </w:r>
+      <w:proofErr w:type="spellEnd"/>
+      <w:r>
+        <w:t xml:space="preserve"> </w:t>
+      </w:r>
+      <w:proofErr w:type="spellStart"/>
+      <w:r>
+        <w:t>poutre</w:t>
+      </w:r>
+      <w:proofErr w:type="spellEnd"/>
+      <w:r>
+        <w:t xml:space="preserve"> en </w:t>
+      </w:r>
+      <w:proofErr w:type="spellStart"/>
+      <w:r>
+        <w:t>acier</w:t>
+      </w:r>
+      <w:proofErr w:type="spellEnd"/>
+      <w:r>
+        <w:t>.</w:t>
       </w:r>
     </w:p>
     <w:p>
@@ -460,15 +2612,207 @@
           <w:numId w:val="10"/>
         </w:numPr>
       </w:pPr>
-      <w:r>
-        <w:rPr>
-          <w:b/>
-          <w:bCs/>
-        </w:rPr>
-        <w:t>Vitesse de construction :</w:t>
-      </w:r>
-      <w:r>
-        <w:t>Les panneaux arrivent sur le chantier déjà découpés sur mesure (grâce à des machines CNC de précision) avec des trous pour les portes et fenêtres. Cela permet d’assembler la structure d’une maison en quelques jours seulement.</w:t>
+      <w:proofErr w:type="spellStart"/>
+      <w:r>
+        <w:rPr>
+          <w:b/>
+          <w:bCs/>
+        </w:rPr>
+        <w:t>Vitesse</w:t>
+      </w:r>
+      <w:proofErr w:type="spellEnd"/>
+      <w:r>
+        <w:rPr>
+          <w:b/>
+          <w:bCs/>
+        </w:rPr>
+        <w:t xml:space="preserve"> de </w:t>
+      </w:r>
+      <w:proofErr w:type="spellStart"/>
+      <w:proofErr w:type="gramStart"/>
+      <w:r>
+        <w:rPr>
+          <w:b/>
+          <w:bCs/>
+        </w:rPr>
+        <w:t>construction</w:t>
+      </w:r>
+      <w:proofErr w:type="spellEnd"/>
+      <w:r>
+        <w:rPr>
+          <w:b/>
+          <w:bCs/>
+        </w:rPr>
+        <w:t> :</w:t>
+      </w:r>
+      <w:proofErr w:type="spellStart"/>
+      <w:r>
+        <w:t>Les</w:t>
+      </w:r>
+      <w:proofErr w:type="spellEnd"/>
+      <w:proofErr w:type="gramEnd"/>
+      <w:r>
+        <w:t xml:space="preserve"> </w:t>
+      </w:r>
+      <w:proofErr w:type="spellStart"/>
+      <w:r>
+        <w:t>panneaux</w:t>
+      </w:r>
+      <w:proofErr w:type="spellEnd"/>
+      <w:r>
+        <w:t xml:space="preserve"> </w:t>
+      </w:r>
+      <w:proofErr w:type="spellStart"/>
+      <w:r>
+        <w:t>arrivent</w:t>
+      </w:r>
+      <w:proofErr w:type="spellEnd"/>
+      <w:r>
+        <w:t xml:space="preserve"> sur le </w:t>
+      </w:r>
+      <w:proofErr w:type="spellStart"/>
+      <w:r>
+        <w:t>chantier</w:t>
+      </w:r>
+      <w:proofErr w:type="spellEnd"/>
+      <w:r>
+        <w:t xml:space="preserve"> </w:t>
+      </w:r>
+      <w:proofErr w:type="spellStart"/>
+      <w:r>
+        <w:t>déjà</w:t>
+      </w:r>
+      <w:proofErr w:type="spellEnd"/>
+      <w:r>
+        <w:t xml:space="preserve"> </w:t>
+      </w:r>
+      <w:proofErr w:type="spellStart"/>
+      <w:r>
+        <w:t>découpés</w:t>
+      </w:r>
+      <w:proofErr w:type="spellEnd"/>
+      <w:r>
+        <w:t xml:space="preserve"> sur </w:t>
+      </w:r>
+      <w:proofErr w:type="spellStart"/>
+      <w:r>
+        <w:t>mesure</w:t>
+      </w:r>
+      <w:proofErr w:type="spellEnd"/>
+      <w:r>
+        <w:t xml:space="preserve"> (</w:t>
+      </w:r>
+      <w:proofErr w:type="spellStart"/>
+      <w:r>
+        <w:t>grâce</w:t>
+      </w:r>
+      <w:proofErr w:type="spellEnd"/>
+      <w:r>
+        <w:t xml:space="preserve"> à </w:t>
+      </w:r>
+      <w:proofErr w:type="spellStart"/>
+      <w:r>
+        <w:t>des</w:t>
+      </w:r>
+      <w:proofErr w:type="spellEnd"/>
+      <w:r>
+        <w:t xml:space="preserve"> machines CNC de </w:t>
+      </w:r>
+      <w:proofErr w:type="spellStart"/>
+      <w:r>
+        <w:t>précision</w:t>
+      </w:r>
+      <w:proofErr w:type="spellEnd"/>
+      <w:r>
+        <w:t xml:space="preserve">) </w:t>
+      </w:r>
+      <w:proofErr w:type="spellStart"/>
+      <w:r>
+        <w:t>avec</w:t>
+      </w:r>
+      <w:proofErr w:type="spellEnd"/>
+      <w:r>
+        <w:t xml:space="preserve"> </w:t>
+      </w:r>
+      <w:proofErr w:type="spellStart"/>
+      <w:r>
+        <w:t>des</w:t>
+      </w:r>
+      <w:proofErr w:type="spellEnd"/>
+      <w:r>
+        <w:t xml:space="preserve"> </w:t>
+      </w:r>
+      <w:proofErr w:type="spellStart"/>
+      <w:r>
+        <w:t>trous</w:t>
+      </w:r>
+      <w:proofErr w:type="spellEnd"/>
+      <w:r>
+        <w:t xml:space="preserve"> pour </w:t>
+      </w:r>
+      <w:proofErr w:type="spellStart"/>
+      <w:r>
+        <w:t>les</w:t>
+      </w:r>
+      <w:proofErr w:type="spellEnd"/>
+      <w:r>
+        <w:t xml:space="preserve"> </w:t>
+      </w:r>
+      <w:proofErr w:type="spellStart"/>
+      <w:r>
+        <w:t>portes</w:t>
+      </w:r>
+      <w:proofErr w:type="spellEnd"/>
+      <w:r>
+        <w:t xml:space="preserve"> et </w:t>
+      </w:r>
+      <w:proofErr w:type="spellStart"/>
+      <w:r>
+        <w:t>fenêtres</w:t>
+      </w:r>
+      <w:proofErr w:type="spellEnd"/>
+      <w:r>
+        <w:t xml:space="preserve">. Cela </w:t>
+      </w:r>
+      <w:proofErr w:type="spellStart"/>
+      <w:r>
+        <w:t>permet</w:t>
+      </w:r>
+      <w:proofErr w:type="spellEnd"/>
+      <w:r>
+        <w:t xml:space="preserve"> </w:t>
+      </w:r>
+      <w:proofErr w:type="spellStart"/>
+      <w:r>
+        <w:t>d’assembler</w:t>
+      </w:r>
+      <w:proofErr w:type="spellEnd"/>
+      <w:r>
+        <w:t xml:space="preserve"> la </w:t>
+      </w:r>
+      <w:proofErr w:type="spellStart"/>
+      <w:r>
+        <w:t>structure</w:t>
+      </w:r>
+      <w:proofErr w:type="spellEnd"/>
+      <w:r>
+        <w:t xml:space="preserve"> d’une maison en </w:t>
+      </w:r>
+      <w:proofErr w:type="spellStart"/>
+      <w:r>
+        <w:t>quelques</w:t>
+      </w:r>
+      <w:proofErr w:type="spellEnd"/>
+      <w:r>
+        <w:t xml:space="preserve"> jours </w:t>
+      </w:r>
+      <w:proofErr w:type="spellStart"/>
+      <w:r>
+        <w:t>seulement</w:t>
+      </w:r>
+      <w:proofErr w:type="spellEnd"/>
+      <w:r>
+        <w:t>.</w:t>
       </w:r>
     </w:p>
     <w:p>
@@ -485,18 +2829,134 @@
           <w:bCs/>
         </w:rPr>
       </w:pPr>
-      <w:r>
-        <w:rPr>
-          <w:b/>
-          <w:bCs/>
-        </w:rPr>
-        <w:t>Domaines d'application</w:t>
-      </w:r>
+      <w:proofErr w:type="spellStart"/>
+      <w:r>
+        <w:rPr>
+          <w:b/>
+          <w:bCs/>
+        </w:rPr>
+        <w:t>Domaines</w:t>
+      </w:r>
+      <w:proofErr w:type="spellEnd"/>
+      <w:r>
+        <w:rPr>
+          <w:b/>
+          <w:bCs/>
+        </w:rPr>
+        <w:t xml:space="preserve"> </w:t>
+      </w:r>
+      <w:proofErr w:type="spellStart"/>
+      <w:r>
+        <w:rPr>
+          <w:b/>
+          <w:bCs/>
+        </w:rPr>
+        <w:t>d'application</w:t>
+      </w:r>
+      <w:proofErr w:type="spellEnd"/>
     </w:p>
     <w:p>
-      <w:r>
-        <w:t>Alors qu'autrefois le bois se limitait aux cabanes ou aux petits bâtiments, leLampermet aujourd'hui la construction de :</w:t>
-      </w:r>
+      <w:proofErr w:type="spellStart"/>
+      <w:r>
+        <w:t>Alors</w:t>
+      </w:r>
+      <w:proofErr w:type="spellEnd"/>
+      <w:r>
+        <w:t xml:space="preserve"> </w:t>
+      </w:r>
+      <w:proofErr w:type="spellStart"/>
+      <w:r>
+        <w:t>qu'autrefois</w:t>
+      </w:r>
+      <w:proofErr w:type="spellEnd"/>
+      <w:r>
+        <w:t xml:space="preserve"> le </w:t>
+      </w:r>
+      <w:proofErr w:type="spellStart"/>
+      <w:r>
+        <w:t>bois</w:t>
+      </w:r>
+      <w:proofErr w:type="spellEnd"/>
+      <w:r>
+        <w:t xml:space="preserve"> se </w:t>
+      </w:r>
+      <w:proofErr w:type="spellStart"/>
+      <w:r>
+        <w:t>limitait</w:t>
+      </w:r>
+      <w:proofErr w:type="spellEnd"/>
+      <w:r>
+        <w:t xml:space="preserve"> </w:t>
+      </w:r>
+      <w:proofErr w:type="spellStart"/>
+      <w:r>
+        <w:t>aux</w:t>
+      </w:r>
+      <w:proofErr w:type="spellEnd"/>
+      <w:r>
+        <w:t xml:space="preserve"> </w:t>
+      </w:r>
+      <w:proofErr w:type="spellStart"/>
+      <w:r>
+        <w:t>cabanes</w:t>
+      </w:r>
+      <w:proofErr w:type="spellEnd"/>
+      <w:r>
+        <w:t xml:space="preserve"> </w:t>
+      </w:r>
+      <w:proofErr w:type="spellStart"/>
+      <w:r>
+        <w:t>ou</w:t>
+      </w:r>
+      <w:proofErr w:type="spellEnd"/>
+      <w:r>
+        <w:t xml:space="preserve"> </w:t>
+      </w:r>
+      <w:proofErr w:type="spellStart"/>
+      <w:r>
+        <w:t>aux</w:t>
+      </w:r>
+      <w:proofErr w:type="spellEnd"/>
+      <w:r>
+        <w:t xml:space="preserve"> petits </w:t>
+      </w:r>
+      <w:proofErr w:type="spellStart"/>
+      <w:r>
+        <w:t>bâtiments</w:t>
+      </w:r>
+      <w:proofErr w:type="spellEnd"/>
+      <w:r>
+        <w:t xml:space="preserve">, </w:t>
+      </w:r>
+      <w:proofErr w:type="spellStart"/>
+      <w:r>
+        <w:t>leLampermet</w:t>
+      </w:r>
+      <w:proofErr w:type="spellEnd"/>
+      <w:r>
+        <w:t xml:space="preserve"> </w:t>
+      </w:r>
+      <w:proofErr w:type="spellStart"/>
+      <w:r>
+        <w:t>aujourd'hui</w:t>
+      </w:r>
+      <w:proofErr w:type="spellEnd"/>
+      <w:r>
+        <w:t xml:space="preserve"> la </w:t>
+      </w:r>
+      <w:proofErr w:type="spellStart"/>
+      <w:r>
+        <w:t>construction</w:t>
+      </w:r>
+      <w:proofErr w:type="spellEnd"/>
+      <w:r>
+        <w:t xml:space="preserve"> </w:t>
+      </w:r>
+      <w:proofErr w:type="gramStart"/>
+      <w:r>
+        <w:t>de :</w:t>
+      </w:r>
+      <w:proofErr w:type="gramEnd"/>
     </w:p>
     <w:p>
       <w:pPr>
@@ -505,15 +2965,125 @@
           <w:numId w:val="11"/>
         </w:numPr>
       </w:pPr>
-      <w:r>
-        <w:rPr>
-          <w:b/>
-          <w:bCs/>
-        </w:rPr>
-        <w:t>Bâtiments à plusieurs étages :</w:t>
-      </w:r>
-      <w:r>
-        <w:t>Il existe déjà des gratte-ciel en bois qui dépassent les 20 étages.</w:t>
+      <w:proofErr w:type="spellStart"/>
+      <w:r>
+        <w:rPr>
+          <w:b/>
+          <w:bCs/>
+        </w:rPr>
+        <w:t>Bâtiments</w:t>
+      </w:r>
+      <w:proofErr w:type="spellEnd"/>
+      <w:r>
+        <w:rPr>
+          <w:b/>
+          <w:bCs/>
+        </w:rPr>
+        <w:t xml:space="preserve"> à </w:t>
+      </w:r>
+      <w:proofErr w:type="spellStart"/>
+      <w:r>
+        <w:rPr>
+          <w:b/>
+          <w:bCs/>
+        </w:rPr>
+        <w:t>plusieurs</w:t>
+      </w:r>
+      <w:proofErr w:type="spellEnd"/>
+      <w:r>
+        <w:rPr>
+          <w:b/>
+          <w:bCs/>
+        </w:rPr>
+        <w:t xml:space="preserve"> </w:t>
+      </w:r>
+      <w:proofErr w:type="spellStart"/>
+      <w:proofErr w:type="gramStart"/>
+      <w:r>
+        <w:rPr>
+          <w:b/>
+          <w:bCs/>
+        </w:rPr>
+        <w:t>étages</w:t>
+      </w:r>
+      <w:proofErr w:type="spellEnd"/>
+      <w:r>
+        <w:rPr>
+          <w:b/>
+          <w:bCs/>
+        </w:rPr>
+        <w:t> :</w:t>
+      </w:r>
+      <w:r>
+        <w:t>Il</w:t>
+      </w:r>
+      <w:proofErr w:type="gramEnd"/>
+      <w:r>
+        <w:t xml:space="preserve"> </w:t>
+      </w:r>
+      <w:proofErr w:type="spellStart"/>
+      <w:r>
+        <w:t>existe</w:t>
+      </w:r>
+      <w:proofErr w:type="spellEnd"/>
+      <w:r>
+        <w:t xml:space="preserve"> </w:t>
+      </w:r>
+      <w:proofErr w:type="spellStart"/>
+      <w:r>
+        <w:t>déjà</w:t>
+      </w:r>
+      <w:proofErr w:type="spellEnd"/>
+      <w:r>
+        <w:t xml:space="preserve"> </w:t>
+      </w:r>
+      <w:proofErr w:type="spellStart"/>
+      <w:r>
+        <w:t>des</w:t>
+      </w:r>
+      <w:proofErr w:type="spellEnd"/>
+      <w:r>
+        <w:t xml:space="preserve"> </w:t>
+      </w:r>
+      <w:proofErr w:type="spellStart"/>
+      <w:r>
+        <w:t>gratte</w:t>
+      </w:r>
+      <w:proofErr w:type="spellEnd"/>
+      <w:r>
+        <w:t xml:space="preserve">-ciel en </w:t>
+      </w:r>
+      <w:proofErr w:type="spellStart"/>
+      <w:r>
+        <w:t>bois</w:t>
+      </w:r>
+      <w:proofErr w:type="spellEnd"/>
+      <w:r>
+        <w:t xml:space="preserve"> qui </w:t>
+      </w:r>
+      <w:proofErr w:type="spellStart"/>
+      <w:r>
+        <w:t>dépassent</w:t>
+      </w:r>
+      <w:proofErr w:type="spellEnd"/>
+      <w:r>
+        <w:t xml:space="preserve"> </w:t>
+      </w:r>
+      <w:proofErr w:type="spellStart"/>
+      <w:r>
+        <w:t>les</w:t>
+      </w:r>
+      <w:proofErr w:type="spellEnd"/>
+      <w:r>
+        <w:t xml:space="preserve"> 20 </w:t>
+      </w:r>
+      <w:proofErr w:type="spellStart"/>
+      <w:r>
+        <w:t>étages</w:t>
+      </w:r>
+      <w:proofErr w:type="spellEnd"/>
+      <w:r>
+        <w:t>.</w:t>
       </w:r>
     </w:p>
     <w:p>
@@ -523,15 +3093,95 @@
           <w:numId w:val="11"/>
         </w:numPr>
       </w:pPr>
-      <w:r>
-        <w:rPr>
-          <w:b/>
-          <w:bCs/>
-        </w:rPr>
-        <w:t>Ecoles et équipements publics :</w:t>
-      </w:r>
-      <w:r>
-        <w:t>Grâce aux excellentes performances thermiques et acoustiques.</w:t>
+      <w:proofErr w:type="spellStart"/>
+      <w:r>
+        <w:rPr>
+          <w:b/>
+          <w:bCs/>
+        </w:rPr>
+        <w:t>Ecoles</w:t>
+      </w:r>
+      <w:proofErr w:type="spellEnd"/>
+      <w:r>
+        <w:rPr>
+          <w:b/>
+          <w:bCs/>
+        </w:rPr>
+        <w:t xml:space="preserve"> et </w:t>
+      </w:r>
+      <w:proofErr w:type="spellStart"/>
+      <w:r>
+        <w:rPr>
+          <w:b/>
+          <w:bCs/>
+        </w:rPr>
+        <w:t>équipements</w:t>
+      </w:r>
+      <w:proofErr w:type="spellEnd"/>
+      <w:r>
+        <w:rPr>
+          <w:b/>
+          <w:bCs/>
+        </w:rPr>
+        <w:t xml:space="preserve"> </w:t>
+      </w:r>
+      <w:proofErr w:type="spellStart"/>
+      <w:proofErr w:type="gramStart"/>
+      <w:r>
+        <w:rPr>
+          <w:b/>
+          <w:bCs/>
+        </w:rPr>
+        <w:t>publics</w:t>
+      </w:r>
+      <w:proofErr w:type="spellEnd"/>
+      <w:r>
+        <w:rPr>
+          <w:b/>
+          <w:bCs/>
+        </w:rPr>
+        <w:t xml:space="preserve"> :</w:t>
+      </w:r>
+      <w:proofErr w:type="spellStart"/>
+      <w:r>
+        <w:t>Grâce</w:t>
+      </w:r>
+      <w:proofErr w:type="spellEnd"/>
+      <w:proofErr w:type="gramEnd"/>
+      <w:r>
+        <w:t xml:space="preserve"> </w:t>
+      </w:r>
+      <w:proofErr w:type="spellStart"/>
+      <w:r>
+        <w:t>aux</w:t>
+      </w:r>
+      <w:proofErr w:type="spellEnd"/>
+      <w:r>
+        <w:t xml:space="preserve"> </w:t>
+      </w:r>
+      <w:proofErr w:type="spellStart"/>
+      <w:r>
+        <w:t>excellentes</w:t>
+      </w:r>
+      <w:proofErr w:type="spellEnd"/>
+      <w:r>
+        <w:t xml:space="preserve"> performances </w:t>
+      </w:r>
+      <w:proofErr w:type="spellStart"/>
+      <w:r>
+        <w:t>thermiques</w:t>
+      </w:r>
+      <w:proofErr w:type="spellEnd"/>
+      <w:r>
+        <w:t xml:space="preserve"> et </w:t>
+      </w:r>
+      <w:proofErr w:type="spellStart"/>
+      <w:r>
+        <w:t>acoustiques</w:t>
+      </w:r>
+      <w:proofErr w:type="spellEnd"/>
+      <w:r>
+        <w:t>.</w:t>
       </w:r>
     </w:p>
     <w:p>
@@ -541,21 +3191,270 @@
           <w:numId w:val="11"/>
         </w:numPr>
       </w:pPr>
-      <w:r>
-        <w:rPr>
-          <w:b/>
-          <w:bCs/>
-        </w:rPr>
-        <w:lastRenderedPageBreak/>
-        <w:t>Dévers :</w:t>
-      </w:r>
-      <w:r>
-        <w:t>Étant léger, il est parfait pour ajouter des étages aux bâtiments existants sans surcharger les fondations.</w:t>
+      <w:proofErr w:type="spellStart"/>
+      <w:proofErr w:type="gramStart"/>
+      <w:r>
+        <w:rPr>
+          <w:b/>
+          <w:bCs/>
+        </w:rPr>
+        <w:t>Dévers</w:t>
+      </w:r>
+      <w:proofErr w:type="spellEnd"/>
+      <w:r>
+        <w:rPr>
+          <w:b/>
+          <w:bCs/>
+        </w:rPr>
+        <w:t> :</w:t>
+      </w:r>
+      <w:proofErr w:type="spellStart"/>
+      <w:r>
+        <w:t>Étant</w:t>
+      </w:r>
+      <w:proofErr w:type="spellEnd"/>
+      <w:proofErr w:type="gramEnd"/>
+      <w:r>
+        <w:t xml:space="preserve"> </w:t>
+      </w:r>
+      <w:proofErr w:type="spellStart"/>
+      <w:r>
+        <w:t>léger</w:t>
+      </w:r>
+      <w:proofErr w:type="spellEnd"/>
+      <w:r>
+        <w:t xml:space="preserve">, </w:t>
+      </w:r>
+      <w:proofErr w:type="gramStart"/>
+      <w:r>
+        <w:t>il est</w:t>
+      </w:r>
+      <w:proofErr w:type="gramEnd"/>
+      <w:r>
+        <w:t xml:space="preserve"> parfait pour </w:t>
+      </w:r>
+      <w:proofErr w:type="spellStart"/>
+      <w:r>
+        <w:t>ajouter</w:t>
+      </w:r>
+      <w:proofErr w:type="spellEnd"/>
+      <w:r>
+        <w:t xml:space="preserve"> </w:t>
+      </w:r>
+      <w:proofErr w:type="spellStart"/>
+      <w:r>
+        <w:t>des</w:t>
+      </w:r>
+      <w:proofErr w:type="spellEnd"/>
+      <w:r>
+        <w:t xml:space="preserve"> </w:t>
+      </w:r>
+      <w:proofErr w:type="spellStart"/>
+      <w:r>
+        <w:t>étages</w:t>
+      </w:r>
+      <w:proofErr w:type="spellEnd"/>
+      <w:r>
+        <w:t xml:space="preserve"> </w:t>
+      </w:r>
+      <w:proofErr w:type="spellStart"/>
+      <w:r>
+        <w:t>aux</w:t>
+      </w:r>
+      <w:proofErr w:type="spellEnd"/>
+      <w:r>
+        <w:t xml:space="preserve"> </w:t>
+      </w:r>
+      <w:proofErr w:type="spellStart"/>
+      <w:r>
+        <w:t>bâtiments</w:t>
+      </w:r>
+      <w:proofErr w:type="spellEnd"/>
+      <w:r>
+        <w:t xml:space="preserve"> </w:t>
+      </w:r>
+      <w:proofErr w:type="spellStart"/>
+      <w:r>
+        <w:t>existants</w:t>
+      </w:r>
+      <w:proofErr w:type="spellEnd"/>
+      <w:r>
+        <w:t xml:space="preserve"> sans </w:t>
+      </w:r>
+      <w:proofErr w:type="spellStart"/>
+      <w:r>
+        <w:t>surcharger</w:t>
+      </w:r>
+      <w:proofErr w:type="spellEnd"/>
+      <w:r>
+        <w:t xml:space="preserve"> </w:t>
+      </w:r>
+      <w:proofErr w:type="spellStart"/>
+      <w:r>
+        <w:t>les</w:t>
+      </w:r>
+      <w:proofErr w:type="spellEnd"/>
+      <w:r>
+        <w:t xml:space="preserve"> </w:t>
+      </w:r>
+      <w:proofErr w:type="spellStart"/>
+      <w:r>
+        <w:t>fondations</w:t>
+      </w:r>
+      <w:proofErr w:type="spellEnd"/>
+      <w:r>
+        <w:t>.</w:t>
       </w:r>
     </w:p>
     <w:p>
       <w:r>
-        <w:t>En résumé, leLamil est considéré comme le « béton du futur », alliant la résistance des structures massives à la flexibilité et à la chaleur du bois.</w:t>
+        <w:t xml:space="preserve">En </w:t>
+      </w:r>
+      <w:proofErr w:type="spellStart"/>
+      <w:r>
+        <w:t>résumé</w:t>
+      </w:r>
+      <w:proofErr w:type="spellEnd"/>
+      <w:r>
+        <w:t xml:space="preserve">, </w:t>
+      </w:r>
+      <w:proofErr w:type="spellStart"/>
+      <w:r>
+        <w:t>leLamil</w:t>
+      </w:r>
+      <w:proofErr w:type="spellEnd"/>
+      <w:r>
+        <w:t xml:space="preserve"> est </w:t>
+      </w:r>
+      <w:proofErr w:type="spellStart"/>
+      <w:r>
+        <w:t>considéré</w:t>
+      </w:r>
+      <w:proofErr w:type="spellEnd"/>
+      <w:r>
+        <w:t xml:space="preserve"> </w:t>
+      </w:r>
+      <w:proofErr w:type="spellStart"/>
+      <w:r>
+        <w:t>comme</w:t>
+      </w:r>
+      <w:proofErr w:type="spellEnd"/>
+      <w:r>
+        <w:t xml:space="preserve"> le </w:t>
+      </w:r>
+      <w:proofErr w:type="gramStart"/>
+      <w:r>
+        <w:t xml:space="preserve">« </w:t>
+      </w:r>
+      <w:proofErr w:type="spellStart"/>
+      <w:r>
+        <w:t>béton</w:t>
+      </w:r>
+      <w:proofErr w:type="spellEnd"/>
+      <w:proofErr w:type="gramEnd"/>
+      <w:r>
+        <w:t xml:space="preserve"> </w:t>
+      </w:r>
+      <w:proofErr w:type="spellStart"/>
+      <w:r>
+        <w:t>du</w:t>
+      </w:r>
+      <w:proofErr w:type="spellEnd"/>
+      <w:r>
+        <w:t xml:space="preserve"> </w:t>
+      </w:r>
+      <w:proofErr w:type="spellStart"/>
+      <w:proofErr w:type="gramStart"/>
+      <w:r>
+        <w:t>futur</w:t>
+      </w:r>
+      <w:proofErr w:type="spellEnd"/>
+      <w:r>
+        <w:t xml:space="preserve"> »</w:t>
+      </w:r>
+      <w:proofErr w:type="gramEnd"/>
+      <w:r>
+        <w:t xml:space="preserve">, </w:t>
+      </w:r>
+      <w:proofErr w:type="spellStart"/>
+      <w:r>
+        <w:t>alliant</w:t>
+      </w:r>
+      <w:proofErr w:type="spellEnd"/>
+      <w:r>
+        <w:t xml:space="preserve"> la </w:t>
+      </w:r>
+      <w:proofErr w:type="spellStart"/>
+      <w:r>
+        <w:t>résistance</w:t>
+      </w:r>
+      <w:proofErr w:type="spellEnd"/>
+      <w:r>
+        <w:t xml:space="preserve"> </w:t>
+      </w:r>
+      <w:proofErr w:type="spellStart"/>
+      <w:r>
+        <w:t>des</w:t>
+      </w:r>
+      <w:proofErr w:type="spellEnd"/>
+      <w:r>
+        <w:t xml:space="preserve"> </w:t>
+      </w:r>
+      <w:proofErr w:type="spellStart"/>
+      <w:r>
+        <w:t>structures</w:t>
+      </w:r>
+      <w:proofErr w:type="spellEnd"/>
+      <w:r>
+        <w:t xml:space="preserve"> </w:t>
+      </w:r>
+      <w:proofErr w:type="spellStart"/>
+      <w:r>
+        <w:t>massives</w:t>
+      </w:r>
+      <w:proofErr w:type="spellEnd"/>
+      <w:r>
+        <w:t xml:space="preserve"> à la </w:t>
+      </w:r>
+      <w:proofErr w:type="spellStart"/>
+      <w:r>
+        <w:t>flexibilité</w:t>
+      </w:r>
+      <w:proofErr w:type="spellEnd"/>
+      <w:r>
+        <w:t xml:space="preserve"> </w:t>
+      </w:r>
+      <w:proofErr w:type="gramStart"/>
+      <w:r>
+        <w:t>et à</w:t>
+      </w:r>
+      <w:proofErr w:type="gramEnd"/>
+      <w:r>
+        <w:t xml:space="preserve"> la </w:t>
+      </w:r>
+      <w:proofErr w:type="spellStart"/>
+      <w:r>
+        <w:t>chaleur</w:t>
+      </w:r>
+      <w:proofErr w:type="spellEnd"/>
+      <w:r>
+        <w:t xml:space="preserve"> </w:t>
+      </w:r>
+      <w:proofErr w:type="spellStart"/>
+      <w:r>
+        <w:t>du</w:t>
+      </w:r>
+      <w:proofErr w:type="spellEnd"/>
+      <w:r>
+        <w:t xml:space="preserve"> </w:t>
+      </w:r>
+      <w:proofErr w:type="spellStart"/>
+      <w:r>
+        <w:t>bois</w:t>
+      </w:r>
+      <w:proofErr w:type="spellEnd"/>
+      <w:r>
+        <w:t>.</w:t>
       </w:r>
     </w:p>
     <w:p>
@@ -569,12 +3468,157 @@
         <w:pStyle w:val="Titolo2"/>
       </w:pPr>
       <w:r>
-        <w:t>Qui était Aldo Vandini ?</w:t>
-      </w:r>
+        <w:t xml:space="preserve">Qui </w:t>
+      </w:r>
+      <w:proofErr w:type="spellStart"/>
+      <w:r>
+        <w:t>était</w:t>
+      </w:r>
+      <w:proofErr w:type="spellEnd"/>
+      <w:r>
+        <w:t xml:space="preserve"> Aldo </w:t>
+      </w:r>
+      <w:proofErr w:type="gramStart"/>
+      <w:r>
+        <w:t>Vandini ?</w:t>
+      </w:r>
+      <w:proofErr w:type="gramEnd"/>
     </w:p>
     <w:p>
       <w:r>
-        <w:t>Aldo Vandini était un important architecte et urbaniste italien, dont l'activité s'est concentrée principalement dans la seconde moitié du XXe siècle, laissant une empreinte significative notamment sur le tissu urbain de</w:t>
+        <w:t xml:space="preserve">Aldo Vandini </w:t>
+      </w:r>
+      <w:proofErr w:type="spellStart"/>
+      <w:r>
+        <w:t>était</w:t>
+      </w:r>
+      <w:proofErr w:type="spellEnd"/>
+      <w:r>
+        <w:t xml:space="preserve"> un </w:t>
+      </w:r>
+      <w:proofErr w:type="spellStart"/>
+      <w:r>
+        <w:t>important</w:t>
+      </w:r>
+      <w:proofErr w:type="spellEnd"/>
+      <w:r>
+        <w:t xml:space="preserve"> </w:t>
+      </w:r>
+      <w:proofErr w:type="spellStart"/>
+      <w:r>
+        <w:t>architecte</w:t>
+      </w:r>
+      <w:proofErr w:type="spellEnd"/>
+      <w:r>
+        <w:t xml:space="preserve"> et urbaniste </w:t>
+      </w:r>
+      <w:proofErr w:type="spellStart"/>
+      <w:r>
+        <w:t>italien</w:t>
+      </w:r>
+      <w:proofErr w:type="spellEnd"/>
+      <w:r>
+        <w:t>, dont l'</w:t>
+      </w:r>
+      <w:proofErr w:type="spellStart"/>
+      <w:r>
+        <w:t>activité</w:t>
+      </w:r>
+      <w:proofErr w:type="spellEnd"/>
+      <w:r>
+        <w:t xml:space="preserve"> s'est </w:t>
+      </w:r>
+      <w:proofErr w:type="spellStart"/>
+      <w:r>
+        <w:t>concentrée</w:t>
+      </w:r>
+      <w:proofErr w:type="spellEnd"/>
+      <w:r>
+        <w:t xml:space="preserve"> </w:t>
+      </w:r>
+      <w:proofErr w:type="spellStart"/>
+      <w:r>
+        <w:t>principalement</w:t>
+      </w:r>
+      <w:proofErr w:type="spellEnd"/>
+      <w:r>
+        <w:t xml:space="preserve"> </w:t>
+      </w:r>
+      <w:proofErr w:type="spellStart"/>
+      <w:r>
+        <w:t>dans</w:t>
+      </w:r>
+      <w:proofErr w:type="spellEnd"/>
+      <w:r>
+        <w:t xml:space="preserve"> </w:t>
+      </w:r>
+      <w:proofErr w:type="gramStart"/>
+      <w:r>
+        <w:t>la seconde</w:t>
+      </w:r>
+      <w:proofErr w:type="gramEnd"/>
+      <w:r>
+        <w:t xml:space="preserve"> </w:t>
+      </w:r>
+      <w:proofErr w:type="spellStart"/>
+      <w:r>
+        <w:t>moitié</w:t>
+      </w:r>
+      <w:proofErr w:type="spellEnd"/>
+      <w:r>
+        <w:t xml:space="preserve"> </w:t>
+      </w:r>
+      <w:proofErr w:type="spellStart"/>
+      <w:r>
+        <w:t>du</w:t>
+      </w:r>
+      <w:proofErr w:type="spellEnd"/>
+      <w:r>
+        <w:t xml:space="preserve"> XXe siècle, </w:t>
+      </w:r>
+      <w:proofErr w:type="spellStart"/>
+      <w:r>
+        <w:t>laissant</w:t>
+      </w:r>
+      <w:proofErr w:type="spellEnd"/>
+      <w:r>
+        <w:t xml:space="preserve"> une </w:t>
+      </w:r>
+      <w:proofErr w:type="spellStart"/>
+      <w:r>
+        <w:t>empreinte</w:t>
+      </w:r>
+      <w:proofErr w:type="spellEnd"/>
+      <w:r>
+        <w:t xml:space="preserve"> significative </w:t>
+      </w:r>
+      <w:proofErr w:type="spellStart"/>
+      <w:r>
+        <w:t>notamment</w:t>
+      </w:r>
+      <w:proofErr w:type="spellEnd"/>
+      <w:r>
+        <w:t xml:space="preserve"> sur le </w:t>
+      </w:r>
+      <w:proofErr w:type="spellStart"/>
+      <w:r>
+        <w:t>tissu</w:t>
+      </w:r>
+      <w:proofErr w:type="spellEnd"/>
+      <w:r>
+        <w:t xml:space="preserve"> </w:t>
+      </w:r>
+      <w:proofErr w:type="spellStart"/>
+      <w:r>
+        <w:t>urbain</w:t>
+      </w:r>
+      <w:proofErr w:type="spellEnd"/>
+      <w:r>
+        <w:t xml:space="preserve"> </w:t>
+      </w:r>
+      <w:proofErr w:type="spellStart"/>
+      <w:r>
+        <w:t>de</w:t>
       </w:r>
       <w:r>
         <w:rPr>
@@ -583,23 +3627,152 @@
         </w:rPr>
         <w:t>Bologne</w:t>
       </w:r>
+      <w:proofErr w:type="spellEnd"/>
       <w:r>
         <w:t>.</w:t>
       </w:r>
     </w:p>
     <w:p>
       <w:r>
-        <w:t>Sa figure est étroitement liée à une vision de l'architecture comprise comme</w:t>
-      </w:r>
-      <w:r>
-        <w:rPr>
-          <w:b/>
-          <w:bCs/>
-        </w:rPr>
-        <w:t>fonction publique</w:t>
-      </w:r>
-      <w:r>
-        <w:t>et un outil de réaménagement social, opérant souvent dans des contextes de logement public et d'urbanisme.</w:t>
+        <w:t xml:space="preserve">Sa figure est </w:t>
+      </w:r>
+      <w:proofErr w:type="spellStart"/>
+      <w:r>
+        <w:t>étroitement</w:t>
+      </w:r>
+      <w:proofErr w:type="spellEnd"/>
+      <w:r>
+        <w:t xml:space="preserve"> </w:t>
+      </w:r>
+      <w:proofErr w:type="spellStart"/>
+      <w:r>
+        <w:t>liée</w:t>
+      </w:r>
+      <w:proofErr w:type="spellEnd"/>
+      <w:r>
+        <w:t xml:space="preserve"> à une vision de </w:t>
+      </w:r>
+      <w:proofErr w:type="spellStart"/>
+      <w:r>
+        <w:t>l'architecture</w:t>
+      </w:r>
+      <w:proofErr w:type="spellEnd"/>
+      <w:r>
+        <w:t xml:space="preserve"> </w:t>
+      </w:r>
+      <w:proofErr w:type="spellStart"/>
+      <w:r>
+        <w:t>comprise</w:t>
+      </w:r>
+      <w:proofErr w:type="spellEnd"/>
+      <w:r>
+        <w:t xml:space="preserve"> </w:t>
+      </w:r>
+      <w:proofErr w:type="spellStart"/>
+      <w:r>
+        <w:t>comme</w:t>
+      </w:r>
+      <w:r>
+        <w:rPr>
+          <w:b/>
+          <w:bCs/>
+        </w:rPr>
+        <w:t>fonction</w:t>
+      </w:r>
+      <w:proofErr w:type="spellEnd"/>
+      <w:r>
+        <w:rPr>
+          <w:b/>
+          <w:bCs/>
+        </w:rPr>
+        <w:t xml:space="preserve"> </w:t>
+      </w:r>
+      <w:proofErr w:type="spellStart"/>
+      <w:r>
+        <w:rPr>
+          <w:b/>
+          <w:bCs/>
+        </w:rPr>
+        <w:t>publique</w:t>
+      </w:r>
+      <w:r>
+        <w:t>et</w:t>
+      </w:r>
+      <w:proofErr w:type="spellEnd"/>
+      <w:r>
+        <w:t xml:space="preserve"> un </w:t>
+      </w:r>
+      <w:proofErr w:type="spellStart"/>
+      <w:r>
+        <w:t>outil</w:t>
+      </w:r>
+      <w:proofErr w:type="spellEnd"/>
+      <w:r>
+        <w:t xml:space="preserve"> de </w:t>
+      </w:r>
+      <w:proofErr w:type="spellStart"/>
+      <w:r>
+        <w:t>réaménagement</w:t>
+      </w:r>
+      <w:proofErr w:type="spellEnd"/>
+      <w:r>
+        <w:t xml:space="preserve"> social, </w:t>
+      </w:r>
+      <w:proofErr w:type="spellStart"/>
+      <w:r>
+        <w:t>opérant</w:t>
+      </w:r>
+      <w:proofErr w:type="spellEnd"/>
+      <w:r>
+        <w:t xml:space="preserve"> </w:t>
+      </w:r>
+      <w:proofErr w:type="spellStart"/>
+      <w:r>
+        <w:t>souvent</w:t>
+      </w:r>
+      <w:proofErr w:type="spellEnd"/>
+      <w:r>
+        <w:t xml:space="preserve"> </w:t>
+      </w:r>
+      <w:proofErr w:type="spellStart"/>
+      <w:r>
+        <w:t>dans</w:t>
+      </w:r>
+      <w:proofErr w:type="spellEnd"/>
+      <w:r>
+        <w:t xml:space="preserve"> </w:t>
+      </w:r>
+      <w:proofErr w:type="spellStart"/>
+      <w:r>
+        <w:t>des</w:t>
+      </w:r>
+      <w:proofErr w:type="spellEnd"/>
+      <w:r>
+        <w:t xml:space="preserve"> </w:t>
+      </w:r>
+      <w:proofErr w:type="spellStart"/>
+      <w:r>
+        <w:t>contextes</w:t>
+      </w:r>
+      <w:proofErr w:type="spellEnd"/>
+      <w:r>
+        <w:t xml:space="preserve"> de </w:t>
+      </w:r>
+      <w:proofErr w:type="spellStart"/>
+      <w:r>
+        <w:t>logement</w:t>
+      </w:r>
+      <w:proofErr w:type="spellEnd"/>
+      <w:r>
+        <w:t xml:space="preserve"> public et d'</w:t>
+      </w:r>
+      <w:proofErr w:type="spellStart"/>
+      <w:r>
+        <w:t>urbanisme</w:t>
+      </w:r>
+      <w:proofErr w:type="spellEnd"/>
+      <w:r>
+        <w:t>.</w:t>
       </w:r>
     </w:p>
     <w:p>
@@ -616,18 +3789,189 @@
           <w:bCs/>
         </w:rPr>
       </w:pPr>
-      <w:r>
-        <w:rPr>
-          <w:b/>
-          <w:bCs/>
-        </w:rPr>
-        <w:t>Domaines d’intervention et style</w:t>
+      <w:proofErr w:type="spellStart"/>
+      <w:r>
+        <w:rPr>
+          <w:b/>
+          <w:bCs/>
+        </w:rPr>
+        <w:t>Domaines</w:t>
+      </w:r>
+      <w:proofErr w:type="spellEnd"/>
+      <w:r>
+        <w:rPr>
+          <w:b/>
+          <w:bCs/>
+        </w:rPr>
+        <w:t xml:space="preserve"> d’</w:t>
+      </w:r>
+      <w:proofErr w:type="spellStart"/>
+      <w:r>
+        <w:rPr>
+          <w:b/>
+          <w:bCs/>
+        </w:rPr>
+        <w:t>intervention</w:t>
+      </w:r>
+      <w:proofErr w:type="spellEnd"/>
+      <w:r>
+        <w:rPr>
+          <w:b/>
+          <w:bCs/>
+        </w:rPr>
+        <w:t xml:space="preserve"> et style</w:t>
       </w:r>
     </w:p>
     <w:p>
       <w:r>
-        <w:t>Vandini a interprété le langage du modernisme en le filtrant à travers les besoins pratiques de l'après-guerre et la croissance urbaine des années 60 et 70. Ses caractéristiques distinctives comprennent :</w:t>
-      </w:r>
+        <w:t xml:space="preserve">Vandini a </w:t>
+      </w:r>
+      <w:proofErr w:type="spellStart"/>
+      <w:r>
+        <w:t>interprété</w:t>
+      </w:r>
+      <w:proofErr w:type="spellEnd"/>
+      <w:r>
+        <w:t xml:space="preserve"> le </w:t>
+      </w:r>
+      <w:proofErr w:type="spellStart"/>
+      <w:r>
+        <w:t>langage</w:t>
+      </w:r>
+      <w:proofErr w:type="spellEnd"/>
+      <w:r>
+        <w:t xml:space="preserve"> </w:t>
+      </w:r>
+      <w:proofErr w:type="spellStart"/>
+      <w:r>
+        <w:t>du</w:t>
+      </w:r>
+      <w:proofErr w:type="spellEnd"/>
+      <w:r>
+        <w:t xml:space="preserve"> </w:t>
+      </w:r>
+      <w:proofErr w:type="spellStart"/>
+      <w:r>
+        <w:t>modernisme</w:t>
+      </w:r>
+      <w:proofErr w:type="spellEnd"/>
+      <w:r>
+        <w:t xml:space="preserve"> en le </w:t>
+      </w:r>
+      <w:proofErr w:type="spellStart"/>
+      <w:r>
+        <w:t>filtrant</w:t>
+      </w:r>
+      <w:proofErr w:type="spellEnd"/>
+      <w:r>
+        <w:t xml:space="preserve"> à </w:t>
+      </w:r>
+      <w:proofErr w:type="spellStart"/>
+      <w:r>
+        <w:t>travers</w:t>
+      </w:r>
+      <w:proofErr w:type="spellEnd"/>
+      <w:r>
+        <w:t xml:space="preserve"> </w:t>
+      </w:r>
+      <w:proofErr w:type="spellStart"/>
+      <w:r>
+        <w:t>les</w:t>
+      </w:r>
+      <w:proofErr w:type="spellEnd"/>
+      <w:r>
+        <w:t xml:space="preserve"> </w:t>
+      </w:r>
+      <w:proofErr w:type="spellStart"/>
+      <w:r>
+        <w:t>besoins</w:t>
+      </w:r>
+      <w:proofErr w:type="spellEnd"/>
+      <w:r>
+        <w:t xml:space="preserve"> </w:t>
+      </w:r>
+      <w:proofErr w:type="spellStart"/>
+      <w:r>
+        <w:t>pratiques</w:t>
+      </w:r>
+      <w:proofErr w:type="spellEnd"/>
+      <w:r>
+        <w:t xml:space="preserve"> de l'</w:t>
+      </w:r>
+      <w:proofErr w:type="spellStart"/>
+      <w:r>
+        <w:t>après</w:t>
+      </w:r>
+      <w:proofErr w:type="spellEnd"/>
+      <w:r>
+        <w:t xml:space="preserve">-guerre et la </w:t>
+      </w:r>
+      <w:proofErr w:type="spellStart"/>
+      <w:r>
+        <w:t>croissance</w:t>
+      </w:r>
+      <w:proofErr w:type="spellEnd"/>
+      <w:r>
+        <w:t xml:space="preserve"> </w:t>
+      </w:r>
+      <w:proofErr w:type="spellStart"/>
+      <w:r>
+        <w:t>urbaine</w:t>
+      </w:r>
+      <w:proofErr w:type="spellEnd"/>
+      <w:r>
+        <w:t xml:space="preserve"> </w:t>
+      </w:r>
+      <w:proofErr w:type="spellStart"/>
+      <w:r>
+        <w:t>des</w:t>
+      </w:r>
+      <w:proofErr w:type="spellEnd"/>
+      <w:r>
+        <w:t xml:space="preserve"> </w:t>
+      </w:r>
+      <w:proofErr w:type="spellStart"/>
+      <w:r>
+        <w:t>années</w:t>
+      </w:r>
+      <w:proofErr w:type="spellEnd"/>
+      <w:r>
+        <w:t xml:space="preserve"> 60 et 70. </w:t>
+      </w:r>
+      <w:proofErr w:type="spellStart"/>
+      <w:r>
+        <w:t>Ses</w:t>
+      </w:r>
+      <w:proofErr w:type="spellEnd"/>
+      <w:r>
+        <w:t xml:space="preserve"> </w:t>
+      </w:r>
+      <w:proofErr w:type="spellStart"/>
+      <w:r>
+        <w:t>caractéristiques</w:t>
+      </w:r>
+      <w:proofErr w:type="spellEnd"/>
+      <w:r>
+        <w:t xml:space="preserve"> </w:t>
+      </w:r>
+      <w:proofErr w:type="spellStart"/>
+      <w:r>
+        <w:t>distinctives</w:t>
+      </w:r>
+      <w:proofErr w:type="spellEnd"/>
+      <w:r>
+        <w:t xml:space="preserve"> </w:t>
+      </w:r>
+      <w:proofErr w:type="spellStart"/>
+      <w:proofErr w:type="gramStart"/>
+      <w:r>
+        <w:t>comprennent</w:t>
+      </w:r>
+      <w:proofErr w:type="spellEnd"/>
+      <w:r>
+        <w:t xml:space="preserve"> :</w:t>
+      </w:r>
+      <w:proofErr w:type="gramEnd"/>
     </w:p>
     <w:p>
       <w:pPr>
@@ -636,15 +3980,109 @@
           <w:numId w:val="7"/>
         </w:numPr>
       </w:pPr>
-      <w:r>
-        <w:rPr>
-          <w:b/>
-          <w:bCs/>
-        </w:rPr>
-        <w:t>Rigueur fonctionnelle :</w:t>
-      </w:r>
-      <w:r>
-        <w:t>Une approche qui privilégie la rationalité des espaces et la solidité des matériaux.</w:t>
+      <w:proofErr w:type="spellStart"/>
+      <w:r>
+        <w:rPr>
+          <w:b/>
+          <w:bCs/>
+        </w:rPr>
+        <w:t>Rigueur</w:t>
+      </w:r>
+      <w:proofErr w:type="spellEnd"/>
+      <w:r>
+        <w:rPr>
+          <w:b/>
+          <w:bCs/>
+        </w:rPr>
+        <w:t xml:space="preserve"> </w:t>
+      </w:r>
+      <w:proofErr w:type="spellStart"/>
+      <w:proofErr w:type="gramStart"/>
+      <w:r>
+        <w:rPr>
+          <w:b/>
+          <w:bCs/>
+        </w:rPr>
+        <w:t>fonctionnelle</w:t>
+      </w:r>
+      <w:proofErr w:type="spellEnd"/>
+      <w:r>
+        <w:rPr>
+          <w:b/>
+          <w:bCs/>
+        </w:rPr>
+        <w:t xml:space="preserve"> :</w:t>
+      </w:r>
+      <w:r>
+        <w:t>Une</w:t>
+      </w:r>
+      <w:proofErr w:type="gramEnd"/>
+      <w:r>
+        <w:t xml:space="preserve"> </w:t>
+      </w:r>
+      <w:proofErr w:type="spellStart"/>
+      <w:r>
+        <w:t>approche</w:t>
+      </w:r>
+      <w:proofErr w:type="spellEnd"/>
+      <w:r>
+        <w:t xml:space="preserve"> qui </w:t>
+      </w:r>
+      <w:proofErr w:type="spellStart"/>
+      <w:r>
+        <w:t>privilégie</w:t>
+      </w:r>
+      <w:proofErr w:type="spellEnd"/>
+      <w:r>
+        <w:t xml:space="preserve"> la </w:t>
+      </w:r>
+      <w:proofErr w:type="spellStart"/>
+      <w:r>
+        <w:t>rationalité</w:t>
+      </w:r>
+      <w:proofErr w:type="spellEnd"/>
+      <w:r>
+        <w:t xml:space="preserve"> </w:t>
+      </w:r>
+      <w:proofErr w:type="spellStart"/>
+      <w:r>
+        <w:t>des</w:t>
+      </w:r>
+      <w:proofErr w:type="spellEnd"/>
+      <w:r>
+        <w:t xml:space="preserve"> </w:t>
+      </w:r>
+      <w:proofErr w:type="spellStart"/>
+      <w:r>
+        <w:t>espaces</w:t>
+      </w:r>
+      <w:proofErr w:type="spellEnd"/>
+      <w:r>
+        <w:t xml:space="preserve"> et la </w:t>
+      </w:r>
+      <w:proofErr w:type="spellStart"/>
+      <w:r>
+        <w:t>solidité</w:t>
+      </w:r>
+      <w:proofErr w:type="spellEnd"/>
+      <w:r>
+        <w:t xml:space="preserve"> </w:t>
+      </w:r>
+      <w:proofErr w:type="spellStart"/>
+      <w:r>
+        <w:t>des</w:t>
+      </w:r>
+      <w:proofErr w:type="spellEnd"/>
+      <w:r>
+        <w:t xml:space="preserve"> </w:t>
+      </w:r>
+      <w:proofErr w:type="spellStart"/>
+      <w:r>
+        <w:t>matériaux</w:t>
+      </w:r>
+      <w:proofErr w:type="spellEnd"/>
+      <w:r>
+        <w:t>.</w:t>
       </w:r>
     </w:p>
     <w:p>
@@ -654,15 +4092,175 @@
           <w:numId w:val="7"/>
         </w:numPr>
       </w:pPr>
-      <w:r>
-        <w:rPr>
-          <w:b/>
-          <w:bCs/>
-        </w:rPr>
-        <w:t>Planification urbaine participative :</w:t>
-      </w:r>
-      <w:r>
-        <w:t>Une attention particulière à l'intégration des bâtiments dans le contexte social préexistant, en évitant l'effet « cathédrale dans le désert ».</w:t>
+      <w:proofErr w:type="spellStart"/>
+      <w:r>
+        <w:rPr>
+          <w:b/>
+          <w:bCs/>
+        </w:rPr>
+        <w:t>Planification</w:t>
+      </w:r>
+      <w:proofErr w:type="spellEnd"/>
+      <w:r>
+        <w:rPr>
+          <w:b/>
+          <w:bCs/>
+        </w:rPr>
+        <w:t xml:space="preserve"> </w:t>
+      </w:r>
+      <w:proofErr w:type="spellStart"/>
+      <w:r>
+        <w:rPr>
+          <w:b/>
+          <w:bCs/>
+        </w:rPr>
+        <w:t>urbaine</w:t>
+      </w:r>
+      <w:proofErr w:type="spellEnd"/>
+      <w:r>
+        <w:rPr>
+          <w:b/>
+          <w:bCs/>
+        </w:rPr>
+        <w:t xml:space="preserve"> </w:t>
+      </w:r>
+      <w:proofErr w:type="spellStart"/>
+      <w:proofErr w:type="gramStart"/>
+      <w:r>
+        <w:rPr>
+          <w:b/>
+          <w:bCs/>
+        </w:rPr>
+        <w:t>participative</w:t>
+      </w:r>
+      <w:proofErr w:type="spellEnd"/>
+      <w:r>
+        <w:rPr>
+          <w:b/>
+          <w:bCs/>
+        </w:rPr>
+        <w:t> :</w:t>
+      </w:r>
+      <w:r>
+        <w:t>Une</w:t>
+      </w:r>
+      <w:proofErr w:type="gramEnd"/>
+      <w:r>
+        <w:t xml:space="preserve"> </w:t>
+      </w:r>
+      <w:proofErr w:type="spellStart"/>
+      <w:r>
+        <w:t>attention</w:t>
+      </w:r>
+      <w:proofErr w:type="spellEnd"/>
+      <w:r>
+        <w:t xml:space="preserve"> </w:t>
+      </w:r>
+      <w:proofErr w:type="spellStart"/>
+      <w:r>
+        <w:t>particulière</w:t>
+      </w:r>
+      <w:proofErr w:type="spellEnd"/>
+      <w:r>
+        <w:t xml:space="preserve"> à l'</w:t>
+      </w:r>
+      <w:proofErr w:type="spellStart"/>
+      <w:r>
+        <w:t>intégration</w:t>
+      </w:r>
+      <w:proofErr w:type="spellEnd"/>
+      <w:r>
+        <w:t xml:space="preserve"> </w:t>
+      </w:r>
+      <w:proofErr w:type="spellStart"/>
+      <w:r>
+        <w:t>des</w:t>
+      </w:r>
+      <w:proofErr w:type="spellEnd"/>
+      <w:r>
+        <w:t xml:space="preserve"> </w:t>
+      </w:r>
+      <w:proofErr w:type="spellStart"/>
+      <w:r>
+        <w:t>bâtiments</w:t>
+      </w:r>
+      <w:proofErr w:type="spellEnd"/>
+      <w:r>
+        <w:t xml:space="preserve"> </w:t>
+      </w:r>
+      <w:proofErr w:type="spellStart"/>
+      <w:r>
+        <w:t>dans</w:t>
+      </w:r>
+      <w:proofErr w:type="spellEnd"/>
+      <w:r>
+        <w:t xml:space="preserve"> le </w:t>
+      </w:r>
+      <w:proofErr w:type="spellStart"/>
+      <w:r>
+        <w:t>contexte</w:t>
+      </w:r>
+      <w:proofErr w:type="spellEnd"/>
+      <w:r>
+        <w:t xml:space="preserve"> social </w:t>
+      </w:r>
+      <w:proofErr w:type="spellStart"/>
+      <w:r>
+        <w:t>préexistant</w:t>
+      </w:r>
+      <w:proofErr w:type="spellEnd"/>
+      <w:r>
+        <w:t xml:space="preserve">, en </w:t>
+      </w:r>
+      <w:proofErr w:type="spellStart"/>
+      <w:r>
+        <w:t>évitant</w:t>
+      </w:r>
+      <w:proofErr w:type="spellEnd"/>
+      <w:r>
+        <w:t xml:space="preserve"> l'</w:t>
+      </w:r>
+      <w:proofErr w:type="spellStart"/>
+      <w:r>
+        <w:t>effet</w:t>
+      </w:r>
+      <w:proofErr w:type="spellEnd"/>
+      <w:r>
+        <w:t xml:space="preserve"> </w:t>
+      </w:r>
+      <w:proofErr w:type="gramStart"/>
+      <w:r>
+        <w:t xml:space="preserve">« </w:t>
+      </w:r>
+      <w:proofErr w:type="spellStart"/>
+      <w:r>
+        <w:t>cathédrale</w:t>
+      </w:r>
+      <w:proofErr w:type="spellEnd"/>
+      <w:proofErr w:type="gramEnd"/>
+      <w:r>
+        <w:t xml:space="preserve"> </w:t>
+      </w:r>
+      <w:proofErr w:type="spellStart"/>
+      <w:r>
+        <w:t>dans</w:t>
+      </w:r>
+      <w:proofErr w:type="spellEnd"/>
+      <w:r>
+        <w:t xml:space="preserve"> le </w:t>
+      </w:r>
+      <w:proofErr w:type="spellStart"/>
+      <w:proofErr w:type="gramStart"/>
+      <w:r>
+        <w:t>désert</w:t>
+      </w:r>
+      <w:proofErr w:type="spellEnd"/>
+      <w:r>
+        <w:t xml:space="preserve"> »</w:t>
+      </w:r>
+      <w:proofErr w:type="gramEnd"/>
+      <w:r>
+        <w:t>.</w:t>
       </w:r>
     </w:p>
     <w:p>
@@ -672,15 +4270,101 @@
           <w:numId w:val="7"/>
         </w:numPr>
       </w:pPr>
-      <w:r>
-        <w:rPr>
-          <w:b/>
-          <w:bCs/>
-        </w:rPr>
-        <w:t>Expérimentation typologique :</w:t>
-      </w:r>
-      <w:r>
-        <w:t>La recherche de nouvelles formes de vie collective qui garantiraient dignité et services aux habitants.</w:t>
+      <w:proofErr w:type="spellStart"/>
+      <w:r>
+        <w:rPr>
+          <w:b/>
+          <w:bCs/>
+        </w:rPr>
+        <w:t>Expérimentation</w:t>
+      </w:r>
+      <w:proofErr w:type="spellEnd"/>
+      <w:r>
+        <w:rPr>
+          <w:b/>
+          <w:bCs/>
+        </w:rPr>
+        <w:t xml:space="preserve"> </w:t>
+      </w:r>
+      <w:proofErr w:type="spellStart"/>
+      <w:proofErr w:type="gramStart"/>
+      <w:r>
+        <w:rPr>
+          <w:b/>
+          <w:bCs/>
+        </w:rPr>
+        <w:t>typologique</w:t>
+      </w:r>
+      <w:proofErr w:type="spellEnd"/>
+      <w:r>
+        <w:rPr>
+          <w:b/>
+          <w:bCs/>
+        </w:rPr>
+        <w:t xml:space="preserve"> :</w:t>
+      </w:r>
+      <w:r>
+        <w:t>La</w:t>
+      </w:r>
+      <w:proofErr w:type="gramEnd"/>
+      <w:r>
+        <w:t xml:space="preserve"> </w:t>
+      </w:r>
+      <w:proofErr w:type="spellStart"/>
+      <w:r>
+        <w:t>recherche</w:t>
+      </w:r>
+      <w:proofErr w:type="spellEnd"/>
+      <w:r>
+        <w:t xml:space="preserve"> de nouvelles </w:t>
+      </w:r>
+      <w:proofErr w:type="spellStart"/>
+      <w:r>
+        <w:t>formes</w:t>
+      </w:r>
+      <w:proofErr w:type="spellEnd"/>
+      <w:r>
+        <w:t xml:space="preserve"> de vie </w:t>
+      </w:r>
+      <w:proofErr w:type="spellStart"/>
+      <w:r>
+        <w:t>collective</w:t>
+      </w:r>
+      <w:proofErr w:type="spellEnd"/>
+      <w:r>
+        <w:t xml:space="preserve"> qui </w:t>
+      </w:r>
+      <w:proofErr w:type="spellStart"/>
+      <w:r>
+        <w:t>garantiraient</w:t>
+      </w:r>
+      <w:proofErr w:type="spellEnd"/>
+      <w:r>
+        <w:t xml:space="preserve"> </w:t>
+      </w:r>
+      <w:proofErr w:type="spellStart"/>
+      <w:r>
+        <w:t>dignité</w:t>
+      </w:r>
+      <w:proofErr w:type="spellEnd"/>
+      <w:r>
+        <w:t xml:space="preserve"> et services </w:t>
+      </w:r>
+      <w:proofErr w:type="spellStart"/>
+      <w:r>
+        <w:t>aux</w:t>
+      </w:r>
+      <w:proofErr w:type="spellEnd"/>
+      <w:r>
+        <w:t xml:space="preserve"> </w:t>
+      </w:r>
+      <w:proofErr w:type="spellStart"/>
+      <w:r>
+        <w:t>habitants</w:t>
+      </w:r>
+      <w:proofErr w:type="spellEnd"/>
+      <w:r>
+        <w:t>.</w:t>
       </w:r>
     </w:p>
     <w:p>
@@ -690,18 +4374,142 @@
           <w:bCs/>
         </w:rPr>
       </w:pPr>
-      <w:r>
-        <w:rPr>
-          <w:b/>
-          <w:bCs/>
-        </w:rPr>
-        <w:t>Travaux et projets importants</w:t>
-      </w:r>
+      <w:proofErr w:type="spellStart"/>
+      <w:r>
+        <w:rPr>
+          <w:b/>
+          <w:bCs/>
+        </w:rPr>
+        <w:t>Travaux</w:t>
+      </w:r>
+      <w:proofErr w:type="spellEnd"/>
+      <w:r>
+        <w:rPr>
+          <w:b/>
+          <w:bCs/>
+        </w:rPr>
+        <w:t xml:space="preserve"> et </w:t>
+      </w:r>
+      <w:proofErr w:type="spellStart"/>
+      <w:r>
+        <w:rPr>
+          <w:b/>
+          <w:bCs/>
+        </w:rPr>
+        <w:t>projets</w:t>
+      </w:r>
+      <w:proofErr w:type="spellEnd"/>
+      <w:r>
+        <w:rPr>
+          <w:b/>
+          <w:bCs/>
+        </w:rPr>
+        <w:t xml:space="preserve"> </w:t>
+      </w:r>
+      <w:proofErr w:type="spellStart"/>
+      <w:r>
+        <w:rPr>
+          <w:b/>
+          <w:bCs/>
+        </w:rPr>
+        <w:t>importants</w:t>
+      </w:r>
+      <w:proofErr w:type="spellEnd"/>
     </w:p>
     <w:p>
       <w:r>
-        <w:t>Bien que sa signature apparaisse dans de nombreux plans directeurs et conseils techniques, certains projets bolognais définissent sa carrière :</w:t>
-      </w:r>
+        <w:t xml:space="preserve">Bien </w:t>
+      </w:r>
+      <w:proofErr w:type="spellStart"/>
+      <w:r>
+        <w:t>que</w:t>
+      </w:r>
+      <w:proofErr w:type="spellEnd"/>
+      <w:r>
+        <w:t xml:space="preserve"> sa signature </w:t>
+      </w:r>
+      <w:proofErr w:type="spellStart"/>
+      <w:r>
+        <w:t>apparaisse</w:t>
+      </w:r>
+      <w:proofErr w:type="spellEnd"/>
+      <w:r>
+        <w:t xml:space="preserve"> </w:t>
+      </w:r>
+      <w:proofErr w:type="spellStart"/>
+      <w:r>
+        <w:t>dans</w:t>
+      </w:r>
+      <w:proofErr w:type="spellEnd"/>
+      <w:r>
+        <w:t xml:space="preserve"> de </w:t>
+      </w:r>
+      <w:proofErr w:type="spellStart"/>
+      <w:r>
+        <w:t>nombreux</w:t>
+      </w:r>
+      <w:proofErr w:type="spellEnd"/>
+      <w:r>
+        <w:t xml:space="preserve"> plans </w:t>
+      </w:r>
+      <w:proofErr w:type="spellStart"/>
+      <w:r>
+        <w:t>directeurs</w:t>
+      </w:r>
+      <w:proofErr w:type="spellEnd"/>
+      <w:r>
+        <w:t xml:space="preserve"> et </w:t>
+      </w:r>
+      <w:proofErr w:type="spellStart"/>
+      <w:r>
+        <w:t>conseils</w:t>
+      </w:r>
+      <w:proofErr w:type="spellEnd"/>
+      <w:r>
+        <w:t xml:space="preserve"> techniques, </w:t>
+      </w:r>
+      <w:proofErr w:type="spellStart"/>
+      <w:r>
+        <w:t>certains</w:t>
+      </w:r>
+      <w:proofErr w:type="spellEnd"/>
+      <w:r>
+        <w:t xml:space="preserve"> </w:t>
+      </w:r>
+      <w:proofErr w:type="spellStart"/>
+      <w:r>
+        <w:t>projets</w:t>
+      </w:r>
+      <w:proofErr w:type="spellEnd"/>
+      <w:r>
+        <w:t xml:space="preserve"> </w:t>
+      </w:r>
+      <w:proofErr w:type="spellStart"/>
+      <w:r>
+        <w:t>bolognais</w:t>
+      </w:r>
+      <w:proofErr w:type="spellEnd"/>
+      <w:r>
+        <w:t xml:space="preserve"> </w:t>
+      </w:r>
+      <w:proofErr w:type="spellStart"/>
+      <w:r>
+        <w:t>définissent</w:t>
+      </w:r>
+      <w:proofErr w:type="spellEnd"/>
+      <w:r>
+        <w:t xml:space="preserve"> sa </w:t>
+      </w:r>
+      <w:proofErr w:type="spellStart"/>
+      <w:proofErr w:type="gramStart"/>
+      <w:r>
+        <w:t>carrière</w:t>
+      </w:r>
+      <w:proofErr w:type="spellEnd"/>
+      <w:r>
+        <w:t xml:space="preserve"> :</w:t>
+      </w:r>
+      <w:proofErr w:type="gramEnd"/>
     </w:p>
     <w:p>
       <w:pPr>
@@ -715,10 +4523,147 @@
           <w:b/>
           <w:bCs/>
         </w:rPr>
-        <w:t>Le quartier du Barça :</w:t>
-      </w:r>
-      <w:r>
-        <w:t>Il a collaboré à l'un des projets d'urbanisme les plus ambitieux de Bologne, initialement coordonné par Giuseppe Vaccaro. Vandini a contribué à la définition de ce « morceau de ville » autosuffisant.</w:t>
+        <w:t xml:space="preserve">Le quartier </w:t>
+      </w:r>
+      <w:proofErr w:type="spellStart"/>
+      <w:r>
+        <w:rPr>
+          <w:b/>
+          <w:bCs/>
+        </w:rPr>
+        <w:t>du</w:t>
+      </w:r>
+      <w:proofErr w:type="spellEnd"/>
+      <w:r>
+        <w:rPr>
+          <w:b/>
+          <w:bCs/>
+        </w:rPr>
+        <w:t xml:space="preserve"> </w:t>
+      </w:r>
+      <w:proofErr w:type="gramStart"/>
+      <w:r>
+        <w:rPr>
+          <w:b/>
+          <w:bCs/>
+        </w:rPr>
+        <w:t>Barça :</w:t>
+      </w:r>
+      <w:r>
+        <w:t>Il</w:t>
+      </w:r>
+      <w:proofErr w:type="gramEnd"/>
+      <w:r>
+        <w:t xml:space="preserve"> a </w:t>
+      </w:r>
+      <w:proofErr w:type="spellStart"/>
+      <w:r>
+        <w:t>collaboré</w:t>
+      </w:r>
+      <w:proofErr w:type="spellEnd"/>
+      <w:r>
+        <w:t xml:space="preserve"> à l'un </w:t>
+      </w:r>
+      <w:proofErr w:type="spellStart"/>
+      <w:r>
+        <w:t>des</w:t>
+      </w:r>
+      <w:proofErr w:type="spellEnd"/>
+      <w:r>
+        <w:t xml:space="preserve"> </w:t>
+      </w:r>
+      <w:proofErr w:type="spellStart"/>
+      <w:r>
+        <w:t>projets</w:t>
+      </w:r>
+      <w:proofErr w:type="spellEnd"/>
+      <w:r>
+        <w:t xml:space="preserve"> d'</w:t>
+      </w:r>
+      <w:proofErr w:type="spellStart"/>
+      <w:r>
+        <w:t>urbanisme</w:t>
+      </w:r>
+      <w:proofErr w:type="spellEnd"/>
+      <w:r>
+        <w:t xml:space="preserve"> </w:t>
+      </w:r>
+      <w:proofErr w:type="spellStart"/>
+      <w:r>
+        <w:t>les</w:t>
+      </w:r>
+      <w:proofErr w:type="spellEnd"/>
+      <w:r>
+        <w:t xml:space="preserve"> plus </w:t>
+      </w:r>
+      <w:proofErr w:type="spellStart"/>
+      <w:r>
+        <w:t>ambitieux</w:t>
+      </w:r>
+      <w:proofErr w:type="spellEnd"/>
+      <w:r>
+        <w:t xml:space="preserve"> de Bologne, </w:t>
+      </w:r>
+      <w:proofErr w:type="spellStart"/>
+      <w:r>
+        <w:t>initialement</w:t>
+      </w:r>
+      <w:proofErr w:type="spellEnd"/>
+      <w:r>
+        <w:t xml:space="preserve"> </w:t>
+      </w:r>
+      <w:proofErr w:type="spellStart"/>
+      <w:r>
+        <w:t>coordonné</w:t>
+      </w:r>
+      <w:proofErr w:type="spellEnd"/>
+      <w:r>
+        <w:t xml:space="preserve"> par Giuseppe Vaccaro. Vandini a </w:t>
+      </w:r>
+      <w:proofErr w:type="spellStart"/>
+      <w:r>
+        <w:t>contribué</w:t>
+      </w:r>
+      <w:proofErr w:type="spellEnd"/>
+      <w:r>
+        <w:t xml:space="preserve"> à la </w:t>
+      </w:r>
+      <w:proofErr w:type="spellStart"/>
+      <w:r>
+        <w:t>définition</w:t>
+      </w:r>
+      <w:proofErr w:type="spellEnd"/>
+      <w:r>
+        <w:t xml:space="preserve"> de ce </w:t>
+      </w:r>
+      <w:proofErr w:type="gramStart"/>
+      <w:r>
+        <w:t xml:space="preserve">« </w:t>
+      </w:r>
+      <w:proofErr w:type="spellStart"/>
+      <w:r>
+        <w:t>morceau</w:t>
+      </w:r>
+      <w:proofErr w:type="spellEnd"/>
+      <w:proofErr w:type="gramEnd"/>
+      <w:r>
+        <w:t xml:space="preserve"> de </w:t>
+      </w:r>
+      <w:proofErr w:type="gramStart"/>
+      <w:r>
+        <w:t>ville »</w:t>
+      </w:r>
+      <w:proofErr w:type="gramEnd"/>
+      <w:r>
+        <w:t xml:space="preserve"> </w:t>
+      </w:r>
+      <w:proofErr w:type="spellStart"/>
+      <w:r>
+        <w:t>autosuffisant</w:t>
+      </w:r>
+      <w:proofErr w:type="spellEnd"/>
+      <w:r>
+        <w:t>.</w:t>
       </w:r>
     </w:p>
     <w:p>
@@ -733,10 +4678,148 @@
           <w:b/>
           <w:bCs/>
         </w:rPr>
-        <w:t>Construction résidentielle publique :</w:t>
-      </w:r>
-      <w:r>
-        <w:t>Il a été une figure clé de l'Istituto Autonomo Case Popolari (IACP), en concevant des complexes qui cherchaient à dépasser le concept de « dortoir » grâce à l'inclusion de verdure et d'espaces communs.</w:t>
+        <w:t xml:space="preserve">Construction </w:t>
+      </w:r>
+      <w:proofErr w:type="spellStart"/>
+      <w:r>
+        <w:rPr>
+          <w:b/>
+          <w:bCs/>
+        </w:rPr>
+        <w:t>résidentielle</w:t>
+      </w:r>
+      <w:proofErr w:type="spellEnd"/>
+      <w:r>
+        <w:rPr>
+          <w:b/>
+          <w:bCs/>
+        </w:rPr>
+        <w:t xml:space="preserve"> </w:t>
+      </w:r>
+      <w:proofErr w:type="spellStart"/>
+      <w:proofErr w:type="gramStart"/>
+      <w:r>
+        <w:rPr>
+          <w:b/>
+          <w:bCs/>
+        </w:rPr>
+        <w:t>publique</w:t>
+      </w:r>
+      <w:proofErr w:type="spellEnd"/>
+      <w:r>
+        <w:rPr>
+          <w:b/>
+          <w:bCs/>
+        </w:rPr>
+        <w:t> :</w:t>
+      </w:r>
+      <w:r>
+        <w:t>Il</w:t>
+      </w:r>
+      <w:proofErr w:type="gramEnd"/>
+      <w:r>
+        <w:t xml:space="preserve"> a </w:t>
+      </w:r>
+      <w:proofErr w:type="spellStart"/>
+      <w:r>
+        <w:t>été</w:t>
+      </w:r>
+      <w:proofErr w:type="spellEnd"/>
+      <w:r>
+        <w:t xml:space="preserve"> une figure </w:t>
+      </w:r>
+      <w:proofErr w:type="spellStart"/>
+      <w:r>
+        <w:t>clé</w:t>
+      </w:r>
+      <w:proofErr w:type="spellEnd"/>
+      <w:r>
+        <w:t xml:space="preserve"> de l'Istituto Autonomo Case Popolari (IACP), en </w:t>
+      </w:r>
+      <w:proofErr w:type="spellStart"/>
+      <w:r>
+        <w:t>concevant</w:t>
+      </w:r>
+      <w:proofErr w:type="spellEnd"/>
+      <w:r>
+        <w:t xml:space="preserve"> </w:t>
+      </w:r>
+      <w:proofErr w:type="spellStart"/>
+      <w:r>
+        <w:t>des</w:t>
+      </w:r>
+      <w:proofErr w:type="spellEnd"/>
+      <w:r>
+        <w:t xml:space="preserve"> </w:t>
+      </w:r>
+      <w:proofErr w:type="spellStart"/>
+      <w:r>
+        <w:t>complexes</w:t>
+      </w:r>
+      <w:proofErr w:type="spellEnd"/>
+      <w:r>
+        <w:t xml:space="preserve"> qui </w:t>
+      </w:r>
+      <w:proofErr w:type="spellStart"/>
+      <w:r>
+        <w:t>cherchaient</w:t>
+      </w:r>
+      <w:proofErr w:type="spellEnd"/>
+      <w:r>
+        <w:t xml:space="preserve"> à </w:t>
+      </w:r>
+      <w:proofErr w:type="spellStart"/>
+      <w:r>
+        <w:t>dépasser</w:t>
+      </w:r>
+      <w:proofErr w:type="spellEnd"/>
+      <w:r>
+        <w:t xml:space="preserve"> le concept de </w:t>
+      </w:r>
+      <w:proofErr w:type="gramStart"/>
+      <w:r>
+        <w:t xml:space="preserve">« </w:t>
+      </w:r>
+      <w:proofErr w:type="spellStart"/>
+      <w:r>
+        <w:t>dortoir</w:t>
+      </w:r>
+      <w:proofErr w:type="spellEnd"/>
+      <w:proofErr w:type="gramEnd"/>
+      <w:r>
+        <w:t xml:space="preserve"> » </w:t>
+      </w:r>
+      <w:proofErr w:type="spellStart"/>
+      <w:r>
+        <w:t>grâce</w:t>
+      </w:r>
+      <w:proofErr w:type="spellEnd"/>
+      <w:r>
+        <w:t xml:space="preserve"> à l'</w:t>
+      </w:r>
+      <w:proofErr w:type="spellStart"/>
+      <w:r>
+        <w:t>inclusion</w:t>
+      </w:r>
+      <w:proofErr w:type="spellEnd"/>
+      <w:r>
+        <w:t xml:space="preserve"> de verdure et d'</w:t>
+      </w:r>
+      <w:proofErr w:type="spellStart"/>
+      <w:r>
+        <w:t>espaces</w:t>
+      </w:r>
+      <w:proofErr w:type="spellEnd"/>
+      <w:r>
+        <w:t xml:space="preserve"> </w:t>
+      </w:r>
+      <w:proofErr w:type="spellStart"/>
+      <w:r>
+        <w:t>communs</w:t>
+      </w:r>
+      <w:proofErr w:type="spellEnd"/>
+      <w:r>
+        <w:t>.</w:t>
       </w:r>
     </w:p>
     <w:p>
@@ -746,15 +4829,143 @@
           <w:numId w:val="8"/>
         </w:numPr>
       </w:pPr>
-      <w:r>
-        <w:rPr>
-          <w:b/>
-          <w:bCs/>
-        </w:rPr>
-        <w:t>Restauration et conservation :</w:t>
-      </w:r>
-      <w:r>
-        <w:t>Outre la nouvelle construction, Vandini s'est occupé de la protection du patrimoine architectural, en participant au débat sur la récupération des centres historiques.</w:t>
+      <w:proofErr w:type="spellStart"/>
+      <w:r>
+        <w:rPr>
+          <w:b/>
+          <w:bCs/>
+        </w:rPr>
+        <w:t>Restauration</w:t>
+      </w:r>
+      <w:proofErr w:type="spellEnd"/>
+      <w:r>
+        <w:rPr>
+          <w:b/>
+          <w:bCs/>
+        </w:rPr>
+        <w:t xml:space="preserve"> et </w:t>
+      </w:r>
+      <w:proofErr w:type="spellStart"/>
+      <w:proofErr w:type="gramStart"/>
+      <w:r>
+        <w:rPr>
+          <w:b/>
+          <w:bCs/>
+        </w:rPr>
+        <w:t>conservation</w:t>
+      </w:r>
+      <w:proofErr w:type="spellEnd"/>
+      <w:r>
+        <w:rPr>
+          <w:b/>
+          <w:bCs/>
+        </w:rPr>
+        <w:t> :</w:t>
+      </w:r>
+      <w:proofErr w:type="spellStart"/>
+      <w:r>
+        <w:t>Outre</w:t>
+      </w:r>
+      <w:proofErr w:type="spellEnd"/>
+      <w:proofErr w:type="gramEnd"/>
+      <w:r>
+        <w:t xml:space="preserve"> la nouvelle </w:t>
+      </w:r>
+      <w:proofErr w:type="spellStart"/>
+      <w:r>
+        <w:t>construction</w:t>
+      </w:r>
+      <w:proofErr w:type="spellEnd"/>
+      <w:r>
+        <w:t xml:space="preserve">, Vandini s'est </w:t>
+      </w:r>
+      <w:proofErr w:type="spellStart"/>
+      <w:r>
+        <w:t>occupé</w:t>
+      </w:r>
+      <w:proofErr w:type="spellEnd"/>
+      <w:r>
+        <w:t xml:space="preserve"> de la </w:t>
+      </w:r>
+      <w:proofErr w:type="spellStart"/>
+      <w:r>
+        <w:t>protection</w:t>
+      </w:r>
+      <w:proofErr w:type="spellEnd"/>
+      <w:r>
+        <w:t xml:space="preserve"> </w:t>
+      </w:r>
+      <w:proofErr w:type="spellStart"/>
+      <w:r>
+        <w:t>du</w:t>
+      </w:r>
+      <w:proofErr w:type="spellEnd"/>
+      <w:r>
+        <w:t xml:space="preserve"> </w:t>
+      </w:r>
+      <w:proofErr w:type="spellStart"/>
+      <w:r>
+        <w:t>patrimoine</w:t>
+      </w:r>
+      <w:proofErr w:type="spellEnd"/>
+      <w:r>
+        <w:t xml:space="preserve"> </w:t>
+      </w:r>
+      <w:proofErr w:type="spellStart"/>
+      <w:r>
+        <w:t>architectural</w:t>
+      </w:r>
+      <w:proofErr w:type="spellEnd"/>
+      <w:r>
+        <w:t xml:space="preserve">, en </w:t>
+      </w:r>
+      <w:proofErr w:type="spellStart"/>
+      <w:r>
+        <w:t>participant</w:t>
+      </w:r>
+      <w:proofErr w:type="spellEnd"/>
+      <w:r>
+        <w:t xml:space="preserve"> </w:t>
+      </w:r>
+      <w:proofErr w:type="spellStart"/>
+      <w:r>
+        <w:t>au</w:t>
+      </w:r>
+      <w:proofErr w:type="spellEnd"/>
+      <w:r>
+        <w:t xml:space="preserve"> </w:t>
+      </w:r>
+      <w:proofErr w:type="spellStart"/>
+      <w:r>
+        <w:t>débat</w:t>
+      </w:r>
+      <w:proofErr w:type="spellEnd"/>
+      <w:r>
+        <w:t xml:space="preserve"> sur la </w:t>
+      </w:r>
+      <w:proofErr w:type="spellStart"/>
+      <w:r>
+        <w:t>récupération</w:t>
+      </w:r>
+      <w:proofErr w:type="spellEnd"/>
+      <w:r>
+        <w:t xml:space="preserve"> </w:t>
+      </w:r>
+      <w:proofErr w:type="spellStart"/>
+      <w:r>
+        <w:t>des</w:t>
+      </w:r>
+      <w:proofErr w:type="spellEnd"/>
+      <w:r>
+        <w:t xml:space="preserve"> centres </w:t>
+      </w:r>
+      <w:proofErr w:type="spellStart"/>
+      <w:r>
+        <w:t>historiques</w:t>
+      </w:r>
+      <w:proofErr w:type="spellEnd"/>
+      <w:r>
+        <w:t>.</w:t>
       </w:r>
     </w:p>
     <w:p>
@@ -776,28 +4987,423 @@
           <w:b/>
           <w:bCs/>
         </w:rPr>
-        <w:t>Un patrimoine civil</w:t>
-      </w:r>
+        <w:t xml:space="preserve">Un </w:t>
+      </w:r>
+      <w:proofErr w:type="spellStart"/>
+      <w:r>
+        <w:rPr>
+          <w:b/>
+          <w:bCs/>
+        </w:rPr>
+        <w:t>patrimoine</w:t>
+      </w:r>
+      <w:proofErr w:type="spellEnd"/>
+      <w:r>
+        <w:rPr>
+          <w:b/>
+          <w:bCs/>
+        </w:rPr>
+        <w:t xml:space="preserve"> </w:t>
+      </w:r>
+      <w:proofErr w:type="spellStart"/>
+      <w:r>
+        <w:rPr>
+          <w:b/>
+          <w:bCs/>
+        </w:rPr>
+        <w:t>civil</w:t>
+      </w:r>
+      <w:proofErr w:type="spellEnd"/>
     </w:p>
     <w:p>
       <w:r>
         <w:lastRenderedPageBreak/>
-        <w:t>On se souvient d'Aldo Vandini non seulement pour ses bâtiments individuels, mais aussi pour son engagement envers ceux-ci.</w:t>
-      </w:r>
-      <w:r>
-        <w:rPr>
-          <w:b/>
-          <w:bCs/>
-        </w:rPr>
-        <w:t>établissements professionnels</w:t>
-      </w:r>
-      <w:r>
-        <w:t>. Il est actif depuis longtemps au sein de l'Ordre des Architectes, luttant pour la qualité du projet en tant que droit citoyen et pour la transparence des processus de construction.</w:t>
+        <w:t xml:space="preserve">On se </w:t>
+      </w:r>
+      <w:proofErr w:type="spellStart"/>
+      <w:r>
+        <w:t>souvient</w:t>
+      </w:r>
+      <w:proofErr w:type="spellEnd"/>
+      <w:r>
+        <w:t xml:space="preserve"> d'Aldo Vandini non </w:t>
+      </w:r>
+      <w:proofErr w:type="spellStart"/>
+      <w:r>
+        <w:t>seulement</w:t>
+      </w:r>
+      <w:proofErr w:type="spellEnd"/>
+      <w:r>
+        <w:t xml:space="preserve"> pour </w:t>
+      </w:r>
+      <w:proofErr w:type="spellStart"/>
+      <w:r>
+        <w:t>ses</w:t>
+      </w:r>
+      <w:proofErr w:type="spellEnd"/>
+      <w:r>
+        <w:t xml:space="preserve"> </w:t>
+      </w:r>
+      <w:proofErr w:type="spellStart"/>
+      <w:r>
+        <w:t>bâtiments</w:t>
+      </w:r>
+      <w:proofErr w:type="spellEnd"/>
+      <w:r>
+        <w:t xml:space="preserve"> </w:t>
+      </w:r>
+      <w:proofErr w:type="spellStart"/>
+      <w:r>
+        <w:t>individuels</w:t>
+      </w:r>
+      <w:proofErr w:type="spellEnd"/>
+      <w:r>
+        <w:t xml:space="preserve">, mais </w:t>
+      </w:r>
+      <w:proofErr w:type="spellStart"/>
+      <w:r>
+        <w:t>aussi</w:t>
+      </w:r>
+      <w:proofErr w:type="spellEnd"/>
+      <w:r>
+        <w:t xml:space="preserve"> pour son engagement </w:t>
+      </w:r>
+      <w:proofErr w:type="spellStart"/>
+      <w:r>
+        <w:t>envers</w:t>
+      </w:r>
+      <w:proofErr w:type="spellEnd"/>
+      <w:r>
+        <w:t xml:space="preserve"> </w:t>
+      </w:r>
+      <w:proofErr w:type="spellStart"/>
+      <w:r>
+        <w:t>ceux-</w:t>
+      </w:r>
+      <w:proofErr w:type="gramStart"/>
+      <w:r>
+        <w:t>ci.</w:t>
+      </w:r>
+      <w:r>
+        <w:rPr>
+          <w:b/>
+          <w:bCs/>
+        </w:rPr>
+        <w:t>établissements</w:t>
+      </w:r>
+      <w:proofErr w:type="spellEnd"/>
+      <w:proofErr w:type="gramEnd"/>
+      <w:r>
+        <w:rPr>
+          <w:b/>
+          <w:bCs/>
+        </w:rPr>
+        <w:t xml:space="preserve"> </w:t>
+      </w:r>
+      <w:proofErr w:type="spellStart"/>
+      <w:r>
+        <w:rPr>
+          <w:b/>
+          <w:bCs/>
+        </w:rPr>
+        <w:t>professionnels</w:t>
+      </w:r>
+      <w:proofErr w:type="spellEnd"/>
+      <w:r>
+        <w:t xml:space="preserve">. </w:t>
+      </w:r>
+      <w:proofErr w:type="gramStart"/>
+      <w:r>
+        <w:t>Il est</w:t>
+      </w:r>
+      <w:proofErr w:type="gramEnd"/>
+      <w:r>
+        <w:t xml:space="preserve"> </w:t>
+      </w:r>
+      <w:proofErr w:type="spellStart"/>
+      <w:r>
+        <w:t>actif</w:t>
+      </w:r>
+      <w:proofErr w:type="spellEnd"/>
+      <w:r>
+        <w:t xml:space="preserve"> </w:t>
+      </w:r>
+      <w:proofErr w:type="spellStart"/>
+      <w:r>
+        <w:t>depuis</w:t>
+      </w:r>
+      <w:proofErr w:type="spellEnd"/>
+      <w:r>
+        <w:t xml:space="preserve"> </w:t>
+      </w:r>
+      <w:proofErr w:type="spellStart"/>
+      <w:r>
+        <w:t>longtemps</w:t>
+      </w:r>
+      <w:proofErr w:type="spellEnd"/>
+      <w:r>
+        <w:t xml:space="preserve"> </w:t>
+      </w:r>
+      <w:proofErr w:type="spellStart"/>
+      <w:r>
+        <w:t>au</w:t>
+      </w:r>
+      <w:proofErr w:type="spellEnd"/>
+      <w:r>
+        <w:t xml:space="preserve"> </w:t>
+      </w:r>
+      <w:proofErr w:type="spellStart"/>
+      <w:r>
+        <w:t>sein</w:t>
+      </w:r>
+      <w:proofErr w:type="spellEnd"/>
+      <w:r>
+        <w:t xml:space="preserve"> de l'</w:t>
+      </w:r>
+      <w:proofErr w:type="spellStart"/>
+      <w:r>
+        <w:t>Ordre</w:t>
+      </w:r>
+      <w:proofErr w:type="spellEnd"/>
+      <w:r>
+        <w:t xml:space="preserve"> </w:t>
+      </w:r>
+      <w:proofErr w:type="spellStart"/>
+      <w:r>
+        <w:t>des</w:t>
+      </w:r>
+      <w:proofErr w:type="spellEnd"/>
+      <w:r>
+        <w:t xml:space="preserve"> </w:t>
+      </w:r>
+      <w:proofErr w:type="spellStart"/>
+      <w:r>
+        <w:t>Architectes</w:t>
+      </w:r>
+      <w:proofErr w:type="spellEnd"/>
+      <w:r>
+        <w:t xml:space="preserve">, </w:t>
+      </w:r>
+      <w:proofErr w:type="spellStart"/>
+      <w:r>
+        <w:t>luttant</w:t>
+      </w:r>
+      <w:proofErr w:type="spellEnd"/>
+      <w:r>
+        <w:t xml:space="preserve"> pour la </w:t>
+      </w:r>
+      <w:proofErr w:type="spellStart"/>
+      <w:r>
+        <w:t>qualité</w:t>
+      </w:r>
+      <w:proofErr w:type="spellEnd"/>
+      <w:r>
+        <w:t xml:space="preserve"> </w:t>
+      </w:r>
+      <w:proofErr w:type="spellStart"/>
+      <w:r>
+        <w:t>du</w:t>
+      </w:r>
+      <w:proofErr w:type="spellEnd"/>
+      <w:r>
+        <w:t xml:space="preserve"> </w:t>
+      </w:r>
+      <w:proofErr w:type="spellStart"/>
+      <w:r>
+        <w:t>projet</w:t>
+      </w:r>
+      <w:proofErr w:type="spellEnd"/>
+      <w:r>
+        <w:t xml:space="preserve"> en </w:t>
+      </w:r>
+      <w:proofErr w:type="spellStart"/>
+      <w:r>
+        <w:t>tant</w:t>
+      </w:r>
+      <w:proofErr w:type="spellEnd"/>
+      <w:r>
+        <w:t xml:space="preserve"> </w:t>
+      </w:r>
+      <w:proofErr w:type="spellStart"/>
+      <w:r>
+        <w:t>que</w:t>
+      </w:r>
+      <w:proofErr w:type="spellEnd"/>
+      <w:r>
+        <w:t xml:space="preserve"> </w:t>
+      </w:r>
+      <w:proofErr w:type="spellStart"/>
+      <w:r>
+        <w:t>droit</w:t>
+      </w:r>
+      <w:proofErr w:type="spellEnd"/>
+      <w:r>
+        <w:t xml:space="preserve"> </w:t>
+      </w:r>
+      <w:proofErr w:type="spellStart"/>
+      <w:r>
+        <w:t>citoyen</w:t>
+      </w:r>
+      <w:proofErr w:type="spellEnd"/>
+      <w:r>
+        <w:t xml:space="preserve"> et pour la </w:t>
+      </w:r>
+      <w:proofErr w:type="spellStart"/>
+      <w:r>
+        <w:t>transparence</w:t>
+      </w:r>
+      <w:proofErr w:type="spellEnd"/>
+      <w:r>
+        <w:t xml:space="preserve"> </w:t>
+      </w:r>
+      <w:proofErr w:type="spellStart"/>
+      <w:r>
+        <w:t>des</w:t>
+      </w:r>
+      <w:proofErr w:type="spellEnd"/>
+      <w:r>
+        <w:t xml:space="preserve"> </w:t>
+      </w:r>
+      <w:proofErr w:type="spellStart"/>
+      <w:r>
+        <w:t>processus</w:t>
+      </w:r>
+      <w:proofErr w:type="spellEnd"/>
+      <w:r>
+        <w:t xml:space="preserve"> de </w:t>
+      </w:r>
+      <w:proofErr w:type="spellStart"/>
+      <w:r>
+        <w:t>construction</w:t>
+      </w:r>
+      <w:proofErr w:type="spellEnd"/>
+      <w:r>
+        <w:t>.</w:t>
       </w:r>
     </w:p>
     <w:p>
       <w:r>
-        <w:t>Son travail représente cette tendance de l'architecture italienne capable de combiner l'esthétique du béton et de la brique avec une profonde éthique de la construction.</w:t>
+        <w:t xml:space="preserve">Son </w:t>
+      </w:r>
+      <w:proofErr w:type="spellStart"/>
+      <w:r>
+        <w:t>travail</w:t>
+      </w:r>
+      <w:proofErr w:type="spellEnd"/>
+      <w:r>
+        <w:t xml:space="preserve"> </w:t>
+      </w:r>
+      <w:proofErr w:type="spellStart"/>
+      <w:r>
+        <w:t>représente</w:t>
+      </w:r>
+      <w:proofErr w:type="spellEnd"/>
+      <w:r>
+        <w:t xml:space="preserve"> </w:t>
+      </w:r>
+      <w:proofErr w:type="spellStart"/>
+      <w:r>
+        <w:t>cette</w:t>
+      </w:r>
+      <w:proofErr w:type="spellEnd"/>
+      <w:r>
+        <w:t xml:space="preserve"> </w:t>
+      </w:r>
+      <w:proofErr w:type="spellStart"/>
+      <w:r>
+        <w:t>tendance</w:t>
+      </w:r>
+      <w:proofErr w:type="spellEnd"/>
+      <w:r>
+        <w:t xml:space="preserve"> de </w:t>
+      </w:r>
+      <w:proofErr w:type="spellStart"/>
+      <w:r>
+        <w:t>l'architecture</w:t>
+      </w:r>
+      <w:proofErr w:type="spellEnd"/>
+      <w:r>
+        <w:t xml:space="preserve"> </w:t>
+      </w:r>
+      <w:proofErr w:type="spellStart"/>
+      <w:r>
+        <w:t>italienne</w:t>
+      </w:r>
+      <w:proofErr w:type="spellEnd"/>
+      <w:r>
+        <w:t xml:space="preserve"> </w:t>
+      </w:r>
+      <w:proofErr w:type="spellStart"/>
+      <w:r>
+        <w:t>capable</w:t>
+      </w:r>
+      <w:proofErr w:type="spellEnd"/>
+      <w:r>
+        <w:t xml:space="preserve"> de </w:t>
+      </w:r>
+      <w:proofErr w:type="spellStart"/>
+      <w:r>
+        <w:t>combiner</w:t>
+      </w:r>
+      <w:proofErr w:type="spellEnd"/>
+      <w:r>
+        <w:t xml:space="preserve"> l'</w:t>
+      </w:r>
+      <w:proofErr w:type="spellStart"/>
+      <w:r>
+        <w:t>esthétique</w:t>
+      </w:r>
+      <w:proofErr w:type="spellEnd"/>
+      <w:r>
+        <w:t xml:space="preserve"> </w:t>
+      </w:r>
+      <w:proofErr w:type="spellStart"/>
+      <w:r>
+        <w:t>du</w:t>
+      </w:r>
+      <w:proofErr w:type="spellEnd"/>
+      <w:r>
+        <w:t xml:space="preserve"> </w:t>
+      </w:r>
+      <w:proofErr w:type="spellStart"/>
+      <w:r>
+        <w:t>béton</w:t>
+      </w:r>
+      <w:proofErr w:type="spellEnd"/>
+      <w:r>
+        <w:t xml:space="preserve"> et de la </w:t>
+      </w:r>
+      <w:proofErr w:type="spellStart"/>
+      <w:r>
+        <w:t>brique</w:t>
+      </w:r>
+      <w:proofErr w:type="spellEnd"/>
+      <w:r>
+        <w:t xml:space="preserve"> </w:t>
+      </w:r>
+      <w:proofErr w:type="spellStart"/>
+      <w:r>
+        <w:t>avec</w:t>
+      </w:r>
+      <w:proofErr w:type="spellEnd"/>
+      <w:r>
+        <w:t xml:space="preserve"> une profonde </w:t>
+      </w:r>
+      <w:proofErr w:type="spellStart"/>
+      <w:r>
+        <w:t>éthique</w:t>
+      </w:r>
+      <w:proofErr w:type="spellEnd"/>
+      <w:r>
+        <w:t xml:space="preserve"> de la </w:t>
+      </w:r>
+      <w:proofErr w:type="spellStart"/>
+      <w:r>
+        <w:t>construction</w:t>
+      </w:r>
+      <w:proofErr w:type="spellEnd"/>
+      <w:r>
+        <w:t>.</w:t>
       </w:r>
     </w:p>
     <w:p/>
